--- a/assets/docs/cv/cv-prajit-kumar-das.docx
+++ b/assets/docs/cv/cv-prajit-kumar-das.docx
@@ -1,6 +1,6 @@
 
 <file path=word/document.xml><?xml version="1.0" encoding="utf-8"?>
-<w:document xmlns:wpc="http://schemas.microsoft.com/office/word/2010/wordprocessingCanvas" xmlns:cx="http://schemas.microsoft.com/office/drawing/2014/chartex" xmlns:cx1="http://schemas.microsoft.com/office/drawing/2015/9/8/chartex" xmlns:cx2="http://schemas.microsoft.com/office/drawing/2015/10/21/chartex" xmlns:cx3="http://schemas.microsoft.com/office/drawing/2016/5/9/chartex" xmlns:cx4="http://schemas.microsoft.com/office/drawing/2016/5/10/chartex" xmlns:cx5="http://schemas.microsoft.com/office/drawing/2016/5/11/chartex" xmlns:cx6="http://schemas.microsoft.com/office/drawing/2016/5/12/chartex" xmlns:cx7="http://schemas.microsoft.com/office/drawing/2016/5/13/chartex" xmlns:cx8="http://schemas.microsoft.com/office/drawing/2016/5/14/chartex" xmlns:mc="http://schemas.openxmlformats.org/markup-compatibility/2006" xmlns:aink="http://schemas.microsoft.com/office/drawing/2016/ink" xmlns:am3d="http://schemas.microsoft.com/office/drawing/2017/model3d" xmlns:o="urn:schemas-microsoft-com:office:office" xmlns:oel="http://schemas.microsoft.com/office/2019/extlst" xmlns:r="http://schemas.openxmlformats.org/officeDocument/2006/relationships" xmlns:m="http://schemas.openxmlformats.org/officeDocument/2006/math" xmlns:v="urn:schemas-microsoft-com:vml" xmlns:wp14="http://schemas.microsoft.com/office/word/2010/wordprocessingDrawing" xmlns:wp="http://schemas.openxmlformats.org/drawingml/2006/wordprocessingDrawing" xmlns:w10="urn:schemas-microsoft-com:office:word" xmlns:w="http://schemas.openxmlformats.org/wordprocessingml/2006/main" xmlns:w14="http://schemas.microsoft.com/office/word/2010/wordml" xmlns:w15="http://schemas.microsoft.com/office/word/2012/wordml" xmlns:w16cex="http://schemas.microsoft.com/office/word/2018/wordml/cex" xmlns:w16cid="http://schemas.microsoft.com/office/word/2016/wordml/cid" xmlns:w16="http://schemas.microsoft.com/office/word/2018/wordml" xmlns:w16du="http://schemas.microsoft.com/office/word/2023/wordml/word16du" xmlns:w16sdtdh="http://schemas.microsoft.com/office/word/2020/wordml/sdtdatahash" xmlns:w16sdtfl="http://schemas.microsoft.com/office/word/2024/wordml/sdtformatlock" xmlns:w16se="http://schemas.microsoft.com/office/word/2015/wordml/symex" xmlns:wpg="http://schemas.microsoft.com/office/word/2010/wordprocessingGroup" xmlns:wpi="http://schemas.microsoft.com/office/word/2010/wordprocessingInk" xmlns:wne="http://schemas.microsoft.com/office/word/2006/wordml" xmlns:wps="http://schemas.microsoft.com/office/word/2010/wordprocessingShape" mc:Ignorable="w14 w15 w16se w16cid w16 w16cex w16sdtdh w16sdtfl w16du wp14">
+<w:document xmlns:wpc="http://schemas.microsoft.com/office/word/2010/wordprocessingCanvas" xmlns:cx="http://schemas.microsoft.com/office/drawing/2014/chartex" xmlns:cx1="http://schemas.microsoft.com/office/drawing/2015/9/8/chartex" xmlns:cx2="http://schemas.microsoft.com/office/drawing/2015/10/21/chartex" xmlns:cx3="http://schemas.microsoft.com/office/drawing/2016/5/9/chartex" xmlns:cx4="http://schemas.microsoft.com/office/drawing/2016/5/10/chartex" xmlns:cx5="http://schemas.microsoft.com/office/drawing/2016/5/11/chartex" xmlns:cx6="http://schemas.microsoft.com/office/drawing/2016/5/12/chartex" xmlns:cx7="http://schemas.microsoft.com/office/drawing/2016/5/13/chartex" xmlns:cx8="http://schemas.microsoft.com/office/drawing/2016/5/14/chartex" xmlns:mc="http://schemas.openxmlformats.org/markup-compatibility/2006" xmlns:m="http://schemas.openxmlformats.org/officeDocument/2006/math" xmlns:aink="http://schemas.microsoft.com/office/drawing/2016/ink" xmlns:am3d="http://schemas.microsoft.com/office/drawing/2017/model3d" xmlns:oel="http://schemas.microsoft.com/office/2019/extlst" xmlns:r="http://schemas.openxmlformats.org/officeDocument/2006/relationships" xmlns:wp14="http://schemas.microsoft.com/office/word/2010/wordprocessingDrawing" xmlns:wp="http://schemas.openxmlformats.org/drawingml/2006/wordprocessingDrawing" xmlns:wpg="http://schemas.microsoft.com/office/word/2010/wordprocessingGroup" xmlns:wpi="http://schemas.microsoft.com/office/word/2010/wordprocessingInk" xmlns:wps="http://schemas.microsoft.com/office/word/2010/wordprocessingShape" xmlns:o="urn:schemas-microsoft-com:office:office" xmlns:v="urn:schemas-microsoft-com:vml" xmlns:w10="urn:schemas-microsoft-com:office:word" xmlns:w="http://schemas.openxmlformats.org/wordprocessingml/2006/main" xmlns:w14="http://schemas.microsoft.com/office/word/2010/wordml" xmlns:w15="http://schemas.microsoft.com/office/word/2012/wordml" xmlns:w16cei="http://schemas.microsoft.com/office/word/2026/wordml/cei" xmlns:w16cex="http://schemas.microsoft.com/office/word/2018/wordml/cex" xmlns:w16cid="http://schemas.microsoft.com/office/word/2016/wordml/cid" xmlns:w16="http://schemas.microsoft.com/office/word/2018/wordml" xmlns:w16sdtdh="http://schemas.microsoft.com/office/word/2020/wordml/sdtdatahash" xmlns:w16sdtfl="http://schemas.microsoft.com/office/word/2024/wordml/sdtformatlock" xmlns:w16se="http://schemas.microsoft.com/office/word/2015/wordml/symex" xmlns:w16du="http://schemas.microsoft.com/office/word/2023/wordml/word16du" xmlns:wne="http://schemas.microsoft.com/office/word/2006/wordml" mc:Ignorable="w14 w15 w16se w16cid w16 w16cex w16sdtdh w16sdtfl w16du wp14">
   <w:body>
     <w:p>
       <w:pPr>
@@ -39,63 +39,7 @@
           <w:sz w:val="22"/>
           <w:szCs w:val="22"/>
         </w:rPr>
-        <w:t>Curriculum Vitae</w:t>
-      </w:r>
-      <w:r>
-        <w:rPr>
-          <w:rFonts w:asciiTheme="majorHAnsi" w:eastAsia="FangSong" w:hAnsiTheme="majorHAnsi" w:cstheme="majorHAnsi"/>
-          <w:sz w:val="22"/>
-          <w:szCs w:val="22"/>
-        </w:rPr>
-        <w:t xml:space="preserve">, </w:t>
-      </w:r>
-      <w:r>
-        <w:rPr>
-          <w:rFonts w:asciiTheme="majorHAnsi" w:eastAsia="FangSong" w:hAnsiTheme="majorHAnsi" w:cstheme="majorHAnsi"/>
-          <w:sz w:val="22"/>
-          <w:szCs w:val="22"/>
-        </w:rPr>
-        <w:t>Feb</w:t>
-      </w:r>
-      <w:r>
-        <w:rPr>
-          <w:rFonts w:asciiTheme="majorHAnsi" w:eastAsia="FangSong" w:hAnsiTheme="majorHAnsi" w:cstheme="majorHAnsi"/>
-          <w:sz w:val="22"/>
-          <w:szCs w:val="22"/>
-        </w:rPr>
-        <w:t xml:space="preserve"> </w:t>
-      </w:r>
-      <w:r>
-        <w:rPr>
-          <w:rFonts w:asciiTheme="majorHAnsi" w:eastAsia="FangSong" w:hAnsiTheme="majorHAnsi" w:cstheme="majorHAnsi"/>
-          <w:sz w:val="22"/>
-          <w:szCs w:val="22"/>
-        </w:rPr>
-        <w:t>11</w:t>
-      </w:r>
-      <w:r>
-        <w:rPr>
-          <w:rFonts w:asciiTheme="majorHAnsi" w:eastAsia="FangSong" w:hAnsiTheme="majorHAnsi" w:cstheme="majorHAnsi"/>
-          <w:sz w:val="22"/>
-          <w:szCs w:val="22"/>
-        </w:rPr>
-        <w:t>, 20</w:t>
-      </w:r>
-      <w:r>
-        <w:rPr>
-          <w:rFonts w:asciiTheme="majorHAnsi" w:eastAsia="FangSong" w:hAnsiTheme="majorHAnsi" w:cstheme="majorHAnsi"/>
-          <w:sz w:val="22"/>
-          <w:szCs w:val="22"/>
-        </w:rPr>
-        <w:t>2</w:t>
-      </w:r>
-      <w:r>
-        <w:rPr>
-          <w:rFonts w:asciiTheme="majorHAnsi" w:eastAsia="FangSong" w:hAnsiTheme="majorHAnsi" w:cstheme="majorHAnsi"/>
-          <w:sz w:val="22"/>
-          <w:szCs w:val="22"/>
-        </w:rPr>
-        <w:t>6</w:t>
+        <w:t>Curriculum Vitae, Aug 10, 2026</w:t>
       </w:r>
     </w:p>
     <w:p>
@@ -195,31 +139,7 @@
           <w:sz w:val="22"/>
           <w:szCs w:val="22"/>
         </w:rPr>
-        <w:t xml:space="preserve"> https://prajitdas</w:t>
-      </w:r>
-      <w:r>
-        <w:rPr>
-          <w:rFonts w:asciiTheme="majorHAnsi" w:eastAsia="FangSong" w:hAnsiTheme="majorHAnsi" w:cstheme="majorHAnsi"/>
-          <w:sz w:val="22"/>
-          <w:szCs w:val="22"/>
-        </w:rPr>
-        <w:t>.github</w:t>
-      </w:r>
-      <w:r>
-        <w:rPr>
-          <w:rFonts w:asciiTheme="majorHAnsi" w:eastAsia="FangSong" w:hAnsiTheme="majorHAnsi" w:cstheme="majorHAnsi"/>
-          <w:sz w:val="22"/>
-          <w:szCs w:val="22"/>
-        </w:rPr>
-        <w:t>.</w:t>
-      </w:r>
-      <w:r>
-        <w:rPr>
-          <w:rFonts w:asciiTheme="majorHAnsi" w:eastAsia="FangSong" w:hAnsiTheme="majorHAnsi" w:cstheme="majorHAnsi"/>
-          <w:sz w:val="22"/>
-          <w:szCs w:val="22"/>
-        </w:rPr>
-        <w:t>io</w:t>
+        <w:t xml:space="preserve"> https://prajitdas.github.io</w:t>
       </w:r>
     </w:p>
     <w:p>
@@ -381,23 +301,7 @@
                 <w:sz w:val="22"/>
                 <w:szCs w:val="22"/>
               </w:rPr>
-              <w:t xml:space="preserve">As a </w:t>
-            </w:r>
-            <w:r>
-              <w:rPr>
-                <w:rFonts w:asciiTheme="majorHAnsi" w:eastAsia="FangSong" w:hAnsiTheme="majorHAnsi" w:cstheme="majorHAnsi"/>
-                <w:sz w:val="22"/>
-                <w:szCs w:val="22"/>
-              </w:rPr>
-              <w:t xml:space="preserve">Security researcher and </w:t>
-            </w:r>
-            <w:r>
-              <w:rPr>
-                <w:rFonts w:asciiTheme="majorHAnsi" w:eastAsia="FangSong" w:hAnsiTheme="majorHAnsi" w:cstheme="majorHAnsi"/>
-                <w:sz w:val="22"/>
-                <w:szCs w:val="22"/>
-              </w:rPr>
-              <w:t>Software Engineering Leader in Cisco’s Security Business Group, I lead a high-performing team of 20+ Software Developers, Technical Leads, and Product Owners, having personally hired and built two-thirds of the team. I focus on building secure, scalable, and innovative solutions for the Secure Firewall Management Center and beyond.</w:t>
+              <w:t>As a Security researcher and Software Engineering Leader in Cisco’s Security Business Group, I lead a high-performing team of 20+ Software Developers, Technical Leads, and Product Owners, having personally hired and built two-thirds of the team. I focus on building secure, scalable, and innovative solutions for the Secure Firewall Management Center and beyond.</w:t>
             </w:r>
           </w:p>
           <w:p>
@@ -543,16 +447,7 @@
                 <w:sz w:val="22"/>
                 <w:szCs w:val="22"/>
               </w:rPr>
-              <w:t xml:space="preserve">Compliance &amp; Risk Management: I lead FedRamp certification, Cisco Product Security Baseline compliance, and internationalization (g11n) and accessibility efforts. I collaborate on high-impact vulnerability responses (e.g., Blast-RADIUS/CVE-2024-3596) with PSIRT and Talos teams, ensuring quick </w:t>
-            </w:r>
-            <w:r>
-              <w:rPr>
-                <w:rFonts w:asciiTheme="majorHAnsi" w:eastAsia="FangSong" w:hAnsiTheme="majorHAnsi" w:cstheme="majorHAnsi"/>
-                <w:sz w:val="22"/>
-                <w:szCs w:val="22"/>
-              </w:rPr>
-              <w:lastRenderedPageBreak/>
-              <w:t>mitigation and generating millions in contract approvals from partners.</w:t>
+              <w:t>Compliance &amp; Risk Management: I lead FedRamp certification, Cisco Product Security Baseline compliance, and internationalization (g11n) and accessibility efforts.</w:t>
             </w:r>
           </w:p>
           <w:p>
@@ -584,7 +479,8 @@
                 <w:sz w:val="22"/>
                 <w:szCs w:val="22"/>
               </w:rPr>
-              <w:t>Infrastructure &amp; Operations: I oversee device telemetry, Jenkins CI management, cloud onboarding for on-prem solutions, and data queue optimization.</w:t>
+              <w:lastRenderedPageBreak/>
+              <w:t>Vulnerability Response: I led the remediation of Blast-RADIUS (CVE-2024-3596; NVD Critical, CVSS 9.0) for Cisco Secure Firewall Management Center, tracked publicly as Cisco defect CSCwk71817 and shipped across multiple Secure Firewall release trains, partnering with Cisco PSIRT and Talos on rapid mitigation that supported millions in contract approvals from partners.</w:t>
             </w:r>
           </w:p>
           <w:p>
@@ -616,7 +512,7 @@
                 <w:sz w:val="22"/>
                 <w:szCs w:val="22"/>
               </w:rPr>
-              <w:t>Auditing &amp; Reporting: I drive improvements in product licensing usage auditing and user activity tracking.</w:t>
+              <w:t>Infrastructure &amp; Operations: I oversee device telemetry, Jenkins CI management, cloud onboarding for on-prem solutions, and data queue optimization.</w:t>
             </w:r>
           </w:p>
           <w:p>
@@ -648,6 +544,38 @@
                 <w:sz w:val="22"/>
                 <w:szCs w:val="22"/>
               </w:rPr>
+              <w:t>Auditing &amp; Reporting: I drive improvements in product licensing usage auditing and user activity tracking.</w:t>
+            </w:r>
+          </w:p>
+          <w:p>
+            <w:pPr>
+              <w:pStyle w:val="ListParagraph"/>
+              <w:numPr>
+                <w:ilvl w:val="0"/>
+                <w:numId w:val="10"/>
+              </w:numPr>
+              <w:pBdr>
+                <w:top w:val="nil"/>
+                <w:left w:val="nil"/>
+                <w:bottom w:val="nil"/>
+                <w:right w:val="nil"/>
+                <w:between w:val="nil"/>
+              </w:pBdr>
+              <w:spacing w:after="120" w:line="276" w:lineRule="auto"/>
+              <w:ind w:left="339"/>
+              <w:contextualSpacing w:val="0"/>
+              <w:rPr>
+                <w:rFonts w:asciiTheme="majorHAnsi" w:eastAsia="FangSong" w:hAnsiTheme="majorHAnsi" w:cstheme="majorHAnsi"/>
+                <w:sz w:val="22"/>
+                <w:szCs w:val="22"/>
+              </w:rPr>
+            </w:pPr>
+            <w:r>
+              <w:rPr>
+                <w:rFonts w:asciiTheme="majorHAnsi" w:eastAsia="FangSong" w:hAnsiTheme="majorHAnsi" w:cstheme="majorHAnsi"/>
+                <w:sz w:val="22"/>
+                <w:szCs w:val="22"/>
+              </w:rPr>
               <w:t>Leadership &amp; Collaboration: I provide technical vision, strategic direction, and mentorship across multiple engineering teams, promoting innovation, compliance, and operational excellence.</w:t>
             </w:r>
           </w:p>
@@ -700,39 +628,7 @@
                 <w:szCs w:val="22"/>
               </w:rPr>
               <w:lastRenderedPageBreak/>
-              <w:t>04/27/</w:t>
-            </w:r>
-            <w:r>
-              <w:rPr>
-                <w:rFonts w:asciiTheme="majorHAnsi" w:eastAsia="FangSong" w:hAnsiTheme="majorHAnsi" w:cstheme="majorHAnsi"/>
-                <w:sz w:val="22"/>
-                <w:szCs w:val="22"/>
-              </w:rPr>
-              <w:t xml:space="preserve">2020 – </w:t>
-            </w:r>
-            <w:r>
-              <w:rPr>
-                <w:rFonts w:asciiTheme="majorHAnsi" w:eastAsia="FangSong" w:hAnsiTheme="majorHAnsi" w:cstheme="majorHAnsi"/>
-                <w:sz w:val="22"/>
-                <w:szCs w:val="22"/>
-              </w:rPr>
-              <w:t>10</w:t>
-            </w:r>
-            <w:r>
-              <w:rPr>
-                <w:rFonts w:asciiTheme="majorHAnsi" w:eastAsia="FangSong" w:hAnsiTheme="majorHAnsi" w:cstheme="majorHAnsi"/>
-                <w:sz w:val="22"/>
-                <w:szCs w:val="22"/>
-              </w:rPr>
-              <w:t>/31/2021</w:t>
-            </w:r>
-            <w:r>
-              <w:rPr>
-                <w:rFonts w:asciiTheme="majorHAnsi" w:eastAsia="FangSong" w:hAnsiTheme="majorHAnsi" w:cstheme="majorHAnsi"/>
-                <w:sz w:val="22"/>
-                <w:szCs w:val="22"/>
-              </w:rPr>
-              <w:t xml:space="preserve"> </w:t>
+              <w:t xml:space="preserve">04/27/2020 – 10/31/2021 </w:t>
             </w:r>
           </w:p>
         </w:tc>
@@ -754,23 +650,7 @@
                 <w:sz w:val="22"/>
                 <w:szCs w:val="22"/>
               </w:rPr>
-              <w:t>Cisco System</w:t>
-            </w:r>
-            <w:r>
-              <w:rPr>
-                <w:rFonts w:asciiTheme="majorHAnsi" w:eastAsia="FangSong" w:hAnsiTheme="majorHAnsi" w:cstheme="majorHAnsi"/>
-                <w:sz w:val="22"/>
-                <w:szCs w:val="22"/>
-              </w:rPr>
-              <w:t>s,</w:t>
-            </w:r>
-            <w:r>
-              <w:rPr>
-                <w:rFonts w:asciiTheme="majorHAnsi" w:eastAsia="FangSong" w:hAnsiTheme="majorHAnsi" w:cstheme="majorHAnsi"/>
-                <w:sz w:val="22"/>
-                <w:szCs w:val="22"/>
-              </w:rPr>
-              <w:t xml:space="preserve"> Inc.</w:t>
+              <w:t>Cisco Systems, Inc.</w:t>
             </w:r>
           </w:p>
           <w:p>
@@ -797,31 +677,7 @@
                 <w:sz w:val="22"/>
                 <w:szCs w:val="22"/>
               </w:rPr>
-              <w:t xml:space="preserve">Senior </w:t>
-            </w:r>
-            <w:r>
-              <w:rPr>
-                <w:rFonts w:asciiTheme="majorHAnsi" w:eastAsia="FangSong" w:hAnsiTheme="majorHAnsi" w:cstheme="majorHAnsi"/>
-                <w:sz w:val="22"/>
-                <w:szCs w:val="22"/>
-              </w:rPr>
-              <w:t xml:space="preserve">Software </w:t>
-            </w:r>
-            <w:r>
-              <w:rPr>
-                <w:rFonts w:asciiTheme="majorHAnsi" w:eastAsia="FangSong" w:hAnsiTheme="majorHAnsi" w:cstheme="majorHAnsi"/>
-                <w:sz w:val="22"/>
-                <w:szCs w:val="22"/>
-              </w:rPr>
-              <w:t>Engineer</w:t>
-            </w:r>
-            <w:r>
-              <w:rPr>
-                <w:rFonts w:asciiTheme="majorHAnsi" w:eastAsia="FangSong" w:hAnsiTheme="majorHAnsi" w:cstheme="majorHAnsi"/>
-                <w:sz w:val="22"/>
-                <w:szCs w:val="22"/>
-              </w:rPr>
-              <w:t>, Product Owner</w:t>
+              <w:t>Senior Software Engineer, Product Owner</w:t>
             </w:r>
           </w:p>
         </w:tc>
@@ -844,97 +700,25 @@
                 <w:sz w:val="22"/>
                 <w:szCs w:val="22"/>
               </w:rPr>
-              <w:t>Led</w:t>
-            </w:r>
-            <w:r>
-              <w:rPr>
-                <w:rFonts w:asciiTheme="majorHAnsi" w:eastAsia="FangSong" w:hAnsiTheme="majorHAnsi" w:cstheme="majorHAnsi"/>
-                <w:sz w:val="22"/>
-                <w:szCs w:val="22"/>
-              </w:rPr>
-              <w:t xml:space="preserve"> teams that work on Identity (MFA, SAML SSO)</w:t>
-            </w:r>
-            <w:r>
-              <w:rPr>
-                <w:rFonts w:asciiTheme="majorHAnsi" w:eastAsia="FangSong" w:hAnsiTheme="majorHAnsi" w:cstheme="majorHAnsi"/>
-                <w:sz w:val="22"/>
-                <w:szCs w:val="22"/>
-              </w:rPr>
-              <w:t xml:space="preserve">, </w:t>
-            </w:r>
-            <w:r>
-              <w:rPr>
-                <w:rFonts w:asciiTheme="majorHAnsi" w:eastAsia="FangSong" w:hAnsiTheme="majorHAnsi" w:cstheme="majorHAnsi"/>
-                <w:sz w:val="22"/>
-                <w:szCs w:val="22"/>
-              </w:rPr>
-              <w:t>Access (RBAC) Management</w:t>
-            </w:r>
-            <w:r>
-              <w:rPr>
-                <w:rFonts w:asciiTheme="majorHAnsi" w:eastAsia="FangSong" w:hAnsiTheme="majorHAnsi" w:cstheme="majorHAnsi"/>
-                <w:sz w:val="22"/>
-                <w:szCs w:val="22"/>
-              </w:rPr>
-              <w:t>, Open Authentication (OAuth) based integration</w:t>
-            </w:r>
-            <w:r>
-              <w:rPr>
-                <w:rFonts w:asciiTheme="majorHAnsi" w:eastAsia="FangSong" w:hAnsiTheme="majorHAnsi" w:cstheme="majorHAnsi"/>
-                <w:sz w:val="22"/>
-                <w:szCs w:val="22"/>
-              </w:rPr>
-              <w:t xml:space="preserve"> solutions for Cisco’s Firepower Management Center Product series</w:t>
-            </w:r>
-            <w:r>
-              <w:rPr>
-                <w:rFonts w:asciiTheme="majorHAnsi" w:eastAsia="FangSong" w:hAnsiTheme="majorHAnsi" w:cstheme="majorHAnsi"/>
-                <w:sz w:val="22"/>
-                <w:szCs w:val="22"/>
-              </w:rPr>
-              <w:t xml:space="preserve"> and</w:t>
-            </w:r>
-            <w:r>
-              <w:rPr>
-                <w:rFonts w:asciiTheme="majorHAnsi" w:eastAsia="FangSong" w:hAnsiTheme="majorHAnsi" w:cstheme="majorHAnsi"/>
-                <w:sz w:val="22"/>
-                <w:szCs w:val="22"/>
-              </w:rPr>
-              <w:t xml:space="preserve"> containerization of software solutions for Cisco’s products</w:t>
-            </w:r>
-            <w:r>
-              <w:rPr>
-                <w:rFonts w:asciiTheme="majorHAnsi" w:eastAsia="FangSong" w:hAnsiTheme="majorHAnsi" w:cstheme="majorHAnsi"/>
-                <w:sz w:val="22"/>
-                <w:szCs w:val="22"/>
-              </w:rPr>
-              <w:t>.</w:t>
-            </w:r>
-          </w:p>
-          <w:p>
-            <w:pPr>
-              <w:spacing w:after="120"/>
-              <w:rPr>
-                <w:rFonts w:asciiTheme="majorHAnsi" w:eastAsia="FangSong" w:hAnsiTheme="majorHAnsi" w:cstheme="majorHAnsi"/>
-                <w:sz w:val="22"/>
-                <w:szCs w:val="22"/>
-              </w:rPr>
-            </w:pPr>
-            <w:r>
-              <w:rPr>
-                <w:rFonts w:asciiTheme="majorHAnsi" w:eastAsia="FangSong" w:hAnsiTheme="majorHAnsi" w:cstheme="majorHAnsi"/>
-                <w:sz w:val="22"/>
-                <w:szCs w:val="22"/>
-              </w:rPr>
-              <w:t>Worked</w:t>
-            </w:r>
-            <w:r>
-              <w:rPr>
-                <w:rFonts w:asciiTheme="majorHAnsi" w:eastAsia="FangSong" w:hAnsiTheme="majorHAnsi" w:cstheme="majorHAnsi"/>
-                <w:sz w:val="22"/>
-                <w:szCs w:val="22"/>
-              </w:rPr>
-              <w:t xml:space="preserve"> on product design, product delivery management, team execution of software development process, software evaluation to ensure high quality of delivered software.</w:t>
+              <w:t>Led teams that work on Identity (MFA, SAML SSO), Access (RBAC) Management, Open Authentication (OAuth) based integration solutions for Cisco’s Firepower Management Center Product series and containerization of software solutions for Cisco’s products.</w:t>
+            </w:r>
+          </w:p>
+          <w:p>
+            <w:pPr>
+              <w:spacing w:after="120"/>
+              <w:rPr>
+                <w:rFonts w:asciiTheme="majorHAnsi" w:eastAsia="FangSong" w:hAnsiTheme="majorHAnsi" w:cstheme="majorHAnsi"/>
+                <w:sz w:val="22"/>
+                <w:szCs w:val="22"/>
+              </w:rPr>
+            </w:pPr>
+            <w:r>
+              <w:rPr>
+                <w:rFonts w:asciiTheme="majorHAnsi" w:eastAsia="FangSong" w:hAnsiTheme="majorHAnsi" w:cstheme="majorHAnsi"/>
+                <w:sz w:val="22"/>
+                <w:szCs w:val="22"/>
+              </w:rPr>
+              <w:t>Worked on product design, product delivery management, team execution of software development process, software evaluation to ensure high quality of delivered software.</w:t>
             </w:r>
           </w:p>
         </w:tc>
@@ -959,47 +743,7 @@
                 <w:sz w:val="22"/>
                 <w:szCs w:val="22"/>
               </w:rPr>
-              <w:t>01/</w:t>
-            </w:r>
-            <w:r>
-              <w:rPr>
-                <w:rFonts w:asciiTheme="majorHAnsi" w:eastAsia="FangSong" w:hAnsiTheme="majorHAnsi" w:cstheme="majorHAnsi"/>
-                <w:sz w:val="22"/>
-                <w:szCs w:val="22"/>
-              </w:rPr>
-              <w:t>20</w:t>
-            </w:r>
-            <w:r>
-              <w:rPr>
-                <w:rFonts w:asciiTheme="majorHAnsi" w:eastAsia="FangSong" w:hAnsiTheme="majorHAnsi" w:cstheme="majorHAnsi"/>
-                <w:sz w:val="22"/>
-                <w:szCs w:val="22"/>
-              </w:rPr>
-              <w:t>/</w:t>
-            </w:r>
-            <w:r>
-              <w:rPr>
-                <w:rFonts w:asciiTheme="majorHAnsi" w:eastAsia="FangSong" w:hAnsiTheme="majorHAnsi" w:cstheme="majorHAnsi"/>
-                <w:sz w:val="22"/>
-                <w:szCs w:val="22"/>
-              </w:rPr>
-              <w:t xml:space="preserve">2019 – </w:t>
-            </w:r>
-            <w:r>
-              <w:rPr>
-                <w:rFonts w:asciiTheme="majorHAnsi" w:eastAsia="FangSong" w:hAnsiTheme="majorHAnsi" w:cstheme="majorHAnsi"/>
-                <w:sz w:val="22"/>
-                <w:szCs w:val="22"/>
-              </w:rPr>
-              <w:t>04/26/</w:t>
-            </w:r>
-            <w:r>
-              <w:rPr>
-                <w:rFonts w:asciiTheme="majorHAnsi" w:eastAsia="FangSong" w:hAnsiTheme="majorHAnsi" w:cstheme="majorHAnsi"/>
-                <w:sz w:val="22"/>
-                <w:szCs w:val="22"/>
-              </w:rPr>
-              <w:t>2020</w:t>
+              <w:t>01/20/2019 – 04/26/2020</w:t>
             </w:r>
           </w:p>
         </w:tc>
@@ -1021,23 +765,7 @@
                 <w:sz w:val="22"/>
                 <w:szCs w:val="22"/>
               </w:rPr>
-              <w:t>Cisco System</w:t>
-            </w:r>
-            <w:r>
-              <w:rPr>
-                <w:rFonts w:asciiTheme="majorHAnsi" w:eastAsia="FangSong" w:hAnsiTheme="majorHAnsi" w:cstheme="majorHAnsi"/>
-                <w:sz w:val="22"/>
-                <w:szCs w:val="22"/>
-              </w:rPr>
-              <w:t>s,</w:t>
-            </w:r>
-            <w:r>
-              <w:rPr>
-                <w:rFonts w:asciiTheme="majorHAnsi" w:eastAsia="FangSong" w:hAnsiTheme="majorHAnsi" w:cstheme="majorHAnsi"/>
-                <w:sz w:val="22"/>
-                <w:szCs w:val="22"/>
-              </w:rPr>
-              <w:t xml:space="preserve"> Inc. </w:t>
+              <w:t xml:space="preserve">Cisco Systems, Inc. </w:t>
             </w:r>
           </w:p>
           <w:p>
@@ -1072,23 +800,7 @@
                 <w:sz w:val="22"/>
                 <w:szCs w:val="22"/>
               </w:rPr>
-              <w:t xml:space="preserve">Software </w:t>
-            </w:r>
-            <w:r>
-              <w:rPr>
-                <w:rFonts w:asciiTheme="majorHAnsi" w:eastAsia="FangSong" w:hAnsiTheme="majorHAnsi" w:cstheme="majorHAnsi"/>
-                <w:sz w:val="22"/>
-                <w:szCs w:val="22"/>
-              </w:rPr>
-              <w:t>Engineer</w:t>
-            </w:r>
-            <w:r>
-              <w:rPr>
-                <w:rFonts w:asciiTheme="majorHAnsi" w:eastAsia="FangSong" w:hAnsiTheme="majorHAnsi" w:cstheme="majorHAnsi"/>
-                <w:sz w:val="22"/>
-                <w:szCs w:val="22"/>
-              </w:rPr>
-              <w:t>, Product Owner</w:t>
+              <w:t>Software Engineer, Product Owner</w:t>
             </w:r>
           </w:p>
         </w:tc>
@@ -1111,105 +823,25 @@
                 <w:sz w:val="22"/>
                 <w:szCs w:val="22"/>
               </w:rPr>
-              <w:t>Led</w:t>
-            </w:r>
-            <w:r>
-              <w:rPr>
-                <w:rFonts w:asciiTheme="majorHAnsi" w:eastAsia="FangSong" w:hAnsiTheme="majorHAnsi" w:cstheme="majorHAnsi"/>
-                <w:sz w:val="22"/>
-                <w:szCs w:val="22"/>
-              </w:rPr>
-              <w:t xml:space="preserve"> team</w:t>
-            </w:r>
-            <w:r>
-              <w:rPr>
-                <w:rFonts w:asciiTheme="majorHAnsi" w:eastAsia="FangSong" w:hAnsiTheme="majorHAnsi" w:cstheme="majorHAnsi"/>
-                <w:sz w:val="22"/>
-                <w:szCs w:val="22"/>
-              </w:rPr>
-              <w:t>s</w:t>
-            </w:r>
-            <w:r>
-              <w:rPr>
-                <w:rFonts w:asciiTheme="majorHAnsi" w:eastAsia="FangSong" w:hAnsiTheme="majorHAnsi" w:cstheme="majorHAnsi"/>
-                <w:sz w:val="22"/>
-                <w:szCs w:val="22"/>
-              </w:rPr>
-              <w:t xml:space="preserve"> that work</w:t>
-            </w:r>
-            <w:r>
-              <w:rPr>
-                <w:rFonts w:asciiTheme="majorHAnsi" w:eastAsia="FangSong" w:hAnsiTheme="majorHAnsi" w:cstheme="majorHAnsi"/>
-                <w:sz w:val="22"/>
-                <w:szCs w:val="22"/>
-              </w:rPr>
-              <w:t xml:space="preserve"> </w:t>
-            </w:r>
-            <w:r>
-              <w:rPr>
-                <w:rFonts w:asciiTheme="majorHAnsi" w:eastAsia="FangSong" w:hAnsiTheme="majorHAnsi" w:cstheme="majorHAnsi"/>
-                <w:sz w:val="22"/>
-                <w:szCs w:val="22"/>
-              </w:rPr>
-              <w:t>on Identity (</w:t>
-            </w:r>
-            <w:r>
-              <w:rPr>
-                <w:rFonts w:asciiTheme="majorHAnsi" w:eastAsia="FangSong" w:hAnsiTheme="majorHAnsi" w:cstheme="majorHAnsi"/>
-                <w:sz w:val="22"/>
-                <w:szCs w:val="22"/>
-              </w:rPr>
-              <w:t>M</w:t>
-            </w:r>
-            <w:r>
-              <w:rPr>
-                <w:rFonts w:asciiTheme="majorHAnsi" w:eastAsia="FangSong" w:hAnsiTheme="majorHAnsi" w:cstheme="majorHAnsi"/>
-                <w:sz w:val="22"/>
-                <w:szCs w:val="22"/>
-              </w:rPr>
-              <w:t xml:space="preserve">FA, SAML SSO) and Access (RBAC) Management solutions for Cisco’s Firepower Management Center Product series. </w:t>
-            </w:r>
-          </w:p>
-          <w:p>
-            <w:pPr>
-              <w:spacing w:after="120"/>
-              <w:rPr>
-                <w:rFonts w:asciiTheme="majorHAnsi" w:eastAsia="FangSong" w:hAnsiTheme="majorHAnsi" w:cstheme="majorHAnsi"/>
-                <w:sz w:val="22"/>
-                <w:szCs w:val="22"/>
-              </w:rPr>
-            </w:pPr>
-            <w:r>
-              <w:rPr>
-                <w:rFonts w:asciiTheme="majorHAnsi" w:eastAsia="FangSong" w:hAnsiTheme="majorHAnsi" w:cstheme="majorHAnsi"/>
-                <w:sz w:val="22"/>
-                <w:szCs w:val="22"/>
-              </w:rPr>
-              <w:t>Work</w:t>
-            </w:r>
-            <w:r>
-              <w:rPr>
-                <w:rFonts w:asciiTheme="majorHAnsi" w:eastAsia="FangSong" w:hAnsiTheme="majorHAnsi" w:cstheme="majorHAnsi"/>
-                <w:sz w:val="22"/>
-                <w:szCs w:val="22"/>
-              </w:rPr>
-              <w:t>ed</w:t>
-            </w:r>
-            <w:r>
-              <w:rPr>
-                <w:rFonts w:asciiTheme="majorHAnsi" w:eastAsia="FangSong" w:hAnsiTheme="majorHAnsi" w:cstheme="majorHAnsi"/>
-                <w:sz w:val="22"/>
-                <w:szCs w:val="22"/>
-              </w:rPr>
-              <w:t xml:space="preserve"> on product design specification, product delivery management, team execution of software development process</w:t>
-            </w:r>
-            <w:r>
-              <w:rPr>
-                <w:rFonts w:asciiTheme="majorHAnsi" w:eastAsia="FangSong" w:hAnsiTheme="majorHAnsi" w:cstheme="majorHAnsi"/>
-                <w:sz w:val="22"/>
-                <w:szCs w:val="22"/>
-              </w:rPr>
-              <w:t>.</w:t>
+              <w:t xml:space="preserve">Led teams that work on Identity (MFA, SAML SSO) and Access (RBAC) Management solutions for Cisco’s Firepower Management Center Product series. </w:t>
+            </w:r>
+          </w:p>
+          <w:p>
+            <w:pPr>
+              <w:spacing w:after="120"/>
+              <w:rPr>
+                <w:rFonts w:asciiTheme="majorHAnsi" w:eastAsia="FangSong" w:hAnsiTheme="majorHAnsi" w:cstheme="majorHAnsi"/>
+                <w:sz w:val="22"/>
+                <w:szCs w:val="22"/>
+              </w:rPr>
+            </w:pPr>
+            <w:r>
+              <w:rPr>
+                <w:rFonts w:asciiTheme="majorHAnsi" w:eastAsia="FangSong" w:hAnsiTheme="majorHAnsi" w:cstheme="majorHAnsi"/>
+                <w:sz w:val="22"/>
+                <w:szCs w:val="22"/>
+              </w:rPr>
+              <w:t>Worked on product design specification, product delivery management, team execution of software development process.</w:t>
             </w:r>
           </w:p>
         </w:tc>
@@ -1237,31 +869,7 @@
                 <w:sz w:val="22"/>
                 <w:szCs w:val="22"/>
               </w:rPr>
-              <w:t>09/18/</w:t>
-            </w:r>
-            <w:r>
-              <w:rPr>
-                <w:rFonts w:asciiTheme="majorHAnsi" w:eastAsia="FangSong" w:hAnsiTheme="majorHAnsi" w:cstheme="majorHAnsi"/>
-                <w:sz w:val="22"/>
-                <w:szCs w:val="22"/>
-              </w:rPr>
-              <w:t xml:space="preserve">2017 – </w:t>
-            </w:r>
-            <w:r>
-              <w:rPr>
-                <w:rFonts w:asciiTheme="majorHAnsi" w:eastAsia="FangSong" w:hAnsiTheme="majorHAnsi" w:cstheme="majorHAnsi"/>
-                <w:sz w:val="22"/>
-                <w:szCs w:val="22"/>
-              </w:rPr>
-              <w:t>01/19/</w:t>
-            </w:r>
-            <w:r>
-              <w:rPr>
-                <w:rFonts w:asciiTheme="majorHAnsi" w:eastAsia="FangSong" w:hAnsiTheme="majorHAnsi" w:cstheme="majorHAnsi"/>
-                <w:sz w:val="22"/>
-                <w:szCs w:val="22"/>
-              </w:rPr>
-              <w:t xml:space="preserve">2018 </w:t>
+              <w:t xml:space="preserve">09/18/2017 – 01/19/2018 </w:t>
             </w:r>
           </w:p>
         </w:tc>
@@ -1283,23 +891,7 @@
                 <w:sz w:val="22"/>
                 <w:szCs w:val="22"/>
               </w:rPr>
-              <w:t>Cisco System</w:t>
-            </w:r>
-            <w:r>
-              <w:rPr>
-                <w:rFonts w:asciiTheme="majorHAnsi" w:eastAsia="FangSong" w:hAnsiTheme="majorHAnsi" w:cstheme="majorHAnsi"/>
-                <w:sz w:val="22"/>
-                <w:szCs w:val="22"/>
-              </w:rPr>
-              <w:t>s,</w:t>
-            </w:r>
-            <w:r>
-              <w:rPr>
-                <w:rFonts w:asciiTheme="majorHAnsi" w:eastAsia="FangSong" w:hAnsiTheme="majorHAnsi" w:cstheme="majorHAnsi"/>
-                <w:sz w:val="22"/>
-                <w:szCs w:val="22"/>
-              </w:rPr>
-              <w:t xml:space="preserve"> Inc. </w:t>
+              <w:t xml:space="preserve">Cisco Systems, Inc. </w:t>
             </w:r>
           </w:p>
           <w:p>
@@ -1334,15 +926,7 @@
                 <w:sz w:val="22"/>
                 <w:szCs w:val="22"/>
               </w:rPr>
-              <w:t xml:space="preserve">Software </w:t>
-            </w:r>
-            <w:r>
-              <w:rPr>
-                <w:rFonts w:asciiTheme="majorHAnsi" w:eastAsia="FangSong" w:hAnsiTheme="majorHAnsi" w:cstheme="majorHAnsi"/>
-                <w:sz w:val="22"/>
-                <w:szCs w:val="22"/>
-              </w:rPr>
-              <w:t>Engineer</w:t>
+              <w:t>Software Engineer</w:t>
             </w:r>
           </w:p>
         </w:tc>
@@ -1365,23 +949,7 @@
                 <w:sz w:val="22"/>
                 <w:szCs w:val="22"/>
               </w:rPr>
-              <w:t>Work</w:t>
-            </w:r>
-            <w:r>
-              <w:rPr>
-                <w:rFonts w:asciiTheme="majorHAnsi" w:eastAsia="FangSong" w:hAnsiTheme="majorHAnsi" w:cstheme="majorHAnsi"/>
-                <w:sz w:val="22"/>
-                <w:szCs w:val="22"/>
-              </w:rPr>
-              <w:t>ed</w:t>
-            </w:r>
-            <w:r>
-              <w:rPr>
-                <w:rFonts w:asciiTheme="majorHAnsi" w:eastAsia="FangSong" w:hAnsiTheme="majorHAnsi" w:cstheme="majorHAnsi"/>
-                <w:sz w:val="22"/>
-                <w:szCs w:val="22"/>
-              </w:rPr>
-              <w:t xml:space="preserve"> on design, development and testing of product code for Cisco.</w:t>
+              <w:t>Worked on design, development and testing of product code for Cisco.</w:t>
             </w:r>
           </w:p>
         </w:tc>
@@ -1406,31 +974,7 @@
                 <w:sz w:val="22"/>
                 <w:szCs w:val="22"/>
               </w:rPr>
-              <w:t>08/29/</w:t>
-            </w:r>
-            <w:r>
-              <w:rPr>
-                <w:rFonts w:asciiTheme="majorHAnsi" w:eastAsia="FangSong" w:hAnsiTheme="majorHAnsi" w:cstheme="majorHAnsi"/>
-                <w:sz w:val="22"/>
-                <w:szCs w:val="22"/>
-              </w:rPr>
-              <w:t xml:space="preserve">2012 – </w:t>
-            </w:r>
-            <w:r>
-              <w:rPr>
-                <w:rFonts w:asciiTheme="majorHAnsi" w:eastAsia="FangSong" w:hAnsiTheme="majorHAnsi" w:cstheme="majorHAnsi"/>
-                <w:sz w:val="22"/>
-                <w:szCs w:val="22"/>
-              </w:rPr>
-              <w:t>08/22/</w:t>
-            </w:r>
-            <w:r>
-              <w:rPr>
-                <w:rFonts w:asciiTheme="majorHAnsi" w:eastAsia="FangSong" w:hAnsiTheme="majorHAnsi" w:cstheme="majorHAnsi"/>
-                <w:sz w:val="22"/>
-                <w:szCs w:val="22"/>
-              </w:rPr>
-              <w:t>2017</w:t>
+              <w:t>08/29/2012 – 08/22/2017</w:t>
             </w:r>
           </w:p>
         </w:tc>
@@ -1486,23 +1030,8 @@
                 <w:sz w:val="22"/>
                 <w:szCs w:val="22"/>
               </w:rPr>
-              <w:t xml:space="preserve">1000 Hilltop Cir., </w:t>
-            </w:r>
-            <w:r>
-              <w:rPr>
-                <w:rFonts w:asciiTheme="majorHAnsi" w:eastAsia="FangSong" w:hAnsiTheme="majorHAnsi" w:cstheme="majorHAnsi"/>
-                <w:sz w:val="22"/>
-                <w:szCs w:val="22"/>
-              </w:rPr>
-              <w:t>Baltimore, MD,</w:t>
-            </w:r>
-            <w:r>
-              <w:rPr>
-                <w:rFonts w:asciiTheme="majorHAnsi" w:eastAsia="FangSong" w:hAnsiTheme="majorHAnsi" w:cstheme="majorHAnsi"/>
-                <w:sz w:val="22"/>
-                <w:szCs w:val="22"/>
-              </w:rPr>
-              <w:t xml:space="preserve"> 21250</w:t>
+              <w:lastRenderedPageBreak/>
+              <w:t>1000 Hilltop Cir., Baltimore, MD, 21250</w:t>
             </w:r>
             <w:r>
               <w:t xml:space="preserve"> </w:t>
@@ -1536,6 +1065,7 @@
                 <w:sz w:val="22"/>
                 <w:szCs w:val="22"/>
               </w:rPr>
+              <w:lastRenderedPageBreak/>
               <w:t>Worked on research projects in the Mobile Access Control domains by implementing custom Android OS.</w:t>
             </w:r>
           </w:p>
@@ -1604,23 +1134,7 @@
                 <w:sz w:val="22"/>
                 <w:szCs w:val="22"/>
               </w:rPr>
-              <w:t>75 W. Plumeria Dr.</w:t>
-            </w:r>
-            <w:r>
-              <w:rPr>
-                <w:rFonts w:asciiTheme="majorHAnsi" w:eastAsia="FangSong" w:hAnsiTheme="majorHAnsi" w:cstheme="majorHAnsi"/>
-                <w:sz w:val="22"/>
-                <w:szCs w:val="22"/>
-              </w:rPr>
-              <w:t xml:space="preserve">, San Jose, CA, </w:t>
-            </w:r>
-            <w:r>
-              <w:rPr>
-                <w:rFonts w:asciiTheme="majorHAnsi" w:eastAsia="FangSong" w:hAnsiTheme="majorHAnsi" w:cstheme="majorHAnsi"/>
-                <w:sz w:val="22"/>
-                <w:szCs w:val="22"/>
-              </w:rPr>
-              <w:t>95134</w:t>
+              <w:t>75 W. Plumeria Dr., San Jose, CA, 95134</w:t>
             </w:r>
           </w:p>
           <w:p>
@@ -1639,24 +1153,7 @@
                 <w:sz w:val="22"/>
                 <w:szCs w:val="22"/>
               </w:rPr>
-              <w:lastRenderedPageBreak/>
-              <w:t>PhD Intern</w:t>
-            </w:r>
-            <w:r>
-              <w:rPr>
-                <w:rFonts w:asciiTheme="majorHAnsi" w:eastAsia="FangSong" w:hAnsiTheme="majorHAnsi" w:cstheme="majorHAnsi"/>
-                <w:sz w:val="22"/>
-                <w:szCs w:val="22"/>
-              </w:rPr>
-              <w:t>,</w:t>
-            </w:r>
-            <w:r>
-              <w:rPr>
-                <w:rFonts w:asciiTheme="majorHAnsi" w:eastAsia="FangSong" w:hAnsiTheme="majorHAnsi" w:cstheme="majorHAnsi"/>
-                <w:sz w:val="22"/>
-                <w:szCs w:val="22"/>
-              </w:rPr>
-              <w:t xml:space="preserve"> </w:t>
+              <w:t xml:space="preserve">PhD Intern, </w:t>
             </w:r>
             <w:hyperlink r:id="rId10" w:history="1">
               <w:r>
@@ -1692,7 +1189,6 @@
                 <w:sz w:val="22"/>
                 <w:szCs w:val="22"/>
               </w:rPr>
-              <w:lastRenderedPageBreak/>
               <w:t>Worked on mobile privacy projects implemented an Android app to execute custom Access Control solutions for Samsung’s research division.</w:t>
             </w:r>
           </w:p>
@@ -1718,23 +1214,7 @@
                 <w:sz w:val="22"/>
                 <w:szCs w:val="22"/>
               </w:rPr>
-              <w:t>03/06/</w:t>
-            </w:r>
-            <w:r>
-              <w:rPr>
-                <w:rFonts w:asciiTheme="majorHAnsi" w:eastAsia="FangSong" w:hAnsiTheme="majorHAnsi" w:cstheme="majorHAnsi"/>
-                <w:sz w:val="22"/>
-                <w:szCs w:val="22"/>
-              </w:rPr>
-              <w:t>2013</w:t>
-            </w:r>
-            <w:r>
-              <w:rPr>
-                <w:rFonts w:asciiTheme="majorHAnsi" w:eastAsia="FangSong" w:hAnsiTheme="majorHAnsi" w:cstheme="majorHAnsi"/>
-                <w:sz w:val="22"/>
-                <w:szCs w:val="22"/>
-              </w:rPr>
-              <w:t xml:space="preserve"> – 08/30/2013 </w:t>
+              <w:t xml:space="preserve">03/06/2013 – 08/30/2013 </w:t>
             </w:r>
           </w:p>
         </w:tc>
@@ -1777,23 +1257,7 @@
                 <w:sz w:val="22"/>
                 <w:szCs w:val="22"/>
               </w:rPr>
-              <w:t>1 Infitine Loop, C</w:t>
-            </w:r>
-            <w:r>
-              <w:rPr>
-                <w:rFonts w:asciiTheme="majorHAnsi" w:eastAsia="FangSong" w:hAnsiTheme="majorHAnsi" w:cstheme="majorHAnsi"/>
-                <w:sz w:val="22"/>
-                <w:szCs w:val="22"/>
-              </w:rPr>
-              <w:t xml:space="preserve">upertino, CA, </w:t>
-            </w:r>
-            <w:r>
-              <w:rPr>
-                <w:rFonts w:asciiTheme="majorHAnsi" w:eastAsia="FangSong" w:hAnsiTheme="majorHAnsi" w:cstheme="majorHAnsi"/>
-                <w:sz w:val="22"/>
-                <w:szCs w:val="22"/>
-              </w:rPr>
-              <w:t>95014</w:t>
+              <w:t>1 Infitine Loop, Cupertino, CA, 95014</w:t>
             </w:r>
           </w:p>
           <w:p>
@@ -1899,23 +1363,7 @@
                 <w:sz w:val="22"/>
                 <w:szCs w:val="22"/>
               </w:rPr>
-              <w:t>05/31/</w:t>
-            </w:r>
-            <w:r>
-              <w:rPr>
-                <w:rFonts w:asciiTheme="majorHAnsi" w:eastAsia="FangSong" w:hAnsiTheme="majorHAnsi" w:cstheme="majorHAnsi"/>
-                <w:sz w:val="22"/>
-                <w:szCs w:val="22"/>
-              </w:rPr>
-              <w:t>2011</w:t>
-            </w:r>
-            <w:r>
-              <w:rPr>
-                <w:rFonts w:asciiTheme="majorHAnsi" w:eastAsia="FangSong" w:hAnsiTheme="majorHAnsi" w:cstheme="majorHAnsi"/>
-                <w:sz w:val="22"/>
-                <w:szCs w:val="22"/>
-              </w:rPr>
-              <w:t xml:space="preserve"> – 08/30/2011</w:t>
+              <w:t>05/31/2011 – 08/30/2011</w:t>
             </w:r>
           </w:p>
         </w:tc>
@@ -1958,23 +1406,7 @@
                 <w:sz w:val="22"/>
                 <w:szCs w:val="22"/>
               </w:rPr>
-              <w:t xml:space="preserve">6750 Alexander Bell Dr., </w:t>
-            </w:r>
-            <w:r>
-              <w:rPr>
-                <w:rFonts w:asciiTheme="majorHAnsi" w:eastAsia="FangSong" w:hAnsiTheme="majorHAnsi" w:cstheme="majorHAnsi"/>
-                <w:sz w:val="22"/>
-                <w:szCs w:val="22"/>
-              </w:rPr>
-              <w:t xml:space="preserve">Columbia, MD, </w:t>
-            </w:r>
-            <w:r>
-              <w:rPr>
-                <w:rFonts w:asciiTheme="majorHAnsi" w:eastAsia="FangSong" w:hAnsiTheme="majorHAnsi" w:cstheme="majorHAnsi"/>
-                <w:sz w:val="22"/>
-                <w:szCs w:val="22"/>
-              </w:rPr>
-              <w:t>21046</w:t>
+              <w:t>6750 Alexander Bell Dr., Columbia, MD, 21046</w:t>
             </w:r>
           </w:p>
           <w:p>
@@ -2084,23 +1516,7 @@
                 <w:sz w:val="22"/>
                 <w:szCs w:val="22"/>
               </w:rPr>
-              <w:t xml:space="preserve">Plot C, Block EP, Salt Lake Electronics Complex, Sec - V, Bidhan Nagar, Kolkata, West Bengal, India, Pin </w:t>
-            </w:r>
-            <w:r>
-              <w:rPr>
-                <w:rFonts w:asciiTheme="majorHAnsi" w:eastAsia="FangSong" w:hAnsiTheme="majorHAnsi" w:cstheme="majorHAnsi"/>
-                <w:sz w:val="22"/>
-                <w:szCs w:val="22"/>
-              </w:rPr>
-              <w:t>–</w:t>
-            </w:r>
-            <w:r>
-              <w:rPr>
-                <w:rFonts w:asciiTheme="majorHAnsi" w:eastAsia="FangSong" w:hAnsiTheme="majorHAnsi" w:cstheme="majorHAnsi"/>
-                <w:sz w:val="22"/>
-                <w:szCs w:val="22"/>
-              </w:rPr>
-              <w:t xml:space="preserve"> 700091</w:t>
+              <w:t>Plot C, Block EP, Salt Lake Electronics Complex, Sec - V, Bidhan Nagar, Kolkata, West Bengal, India, Pin – 700091</w:t>
             </w:r>
           </w:p>
           <w:p>
@@ -2504,7 +1920,11 @@
           <w:szCs w:val="22"/>
         </w:rPr>
       </w:pPr>
-      <w:r>
+    </w:p>
+    <w:p>
+      <w:pPr>
+        <w:spacing w:after="120"/>
+        <w:contextualSpacing/>
         <w:rPr>
           <w:rFonts w:asciiTheme="majorHAnsi" w:eastAsia="FangSong" w:hAnsiTheme="majorHAnsi" w:cstheme="majorHAnsi"/>
           <w:b/>
@@ -2512,6 +1932,63 @@
           <w:sz w:val="22"/>
           <w:szCs w:val="22"/>
         </w:rPr>
+      </w:pPr>
+    </w:p>
+    <w:p>
+      <w:pPr>
+        <w:spacing w:after="120"/>
+        <w:contextualSpacing/>
+        <w:rPr>
+          <w:rFonts w:asciiTheme="majorHAnsi" w:eastAsia="FangSong" w:hAnsiTheme="majorHAnsi" w:cstheme="majorHAnsi"/>
+          <w:b/>
+          <w:caps/>
+          <w:sz w:val="22"/>
+          <w:szCs w:val="22"/>
+        </w:rPr>
+      </w:pPr>
+    </w:p>
+    <w:p>
+      <w:pPr>
+        <w:rPr>
+          <w:rFonts w:asciiTheme="majorHAnsi" w:eastAsia="FangSong" w:hAnsiTheme="majorHAnsi" w:cstheme="majorHAnsi"/>
+          <w:b/>
+          <w:caps/>
+          <w:sz w:val="22"/>
+          <w:szCs w:val="22"/>
+        </w:rPr>
+      </w:pPr>
+      <w:r>
+        <w:rPr>
+          <w:rFonts w:asciiTheme="majorHAnsi" w:eastAsia="FangSong" w:hAnsiTheme="majorHAnsi" w:cstheme="majorHAnsi"/>
+          <w:b/>
+          <w:caps/>
+          <w:sz w:val="22"/>
+          <w:szCs w:val="22"/>
+        </w:rPr>
+        <w:br w:type="page"/>
+      </w:r>
+    </w:p>
+    <w:p>
+      <w:pPr>
+        <w:spacing w:after="120"/>
+        <w:contextualSpacing/>
+        <w:rPr>
+          <w:rFonts w:asciiTheme="majorHAnsi" w:eastAsia="FangSong" w:hAnsiTheme="majorHAnsi" w:cstheme="majorHAnsi"/>
+          <w:b/>
+          <w:caps/>
+          <w:sz w:val="22"/>
+          <w:szCs w:val="22"/>
+        </w:rPr>
+      </w:pPr>
+      <w:r>
+        <w:rPr>
+          <w:rFonts w:asciiTheme="majorHAnsi" w:eastAsia="FangSong" w:hAnsiTheme="majorHAnsi" w:cstheme="majorHAnsi"/>
+          <w:b/>
+          <w:caps/>
+          <w:sz w:val="22"/>
+          <w:szCs w:val="22"/>
+        </w:rPr>
+        <w:lastRenderedPageBreak/>
         <w:t>Publications</w:t>
       </w:r>
     </w:p>
@@ -2546,17 +2023,7 @@
           <w:sz w:val="22"/>
           <w:szCs w:val="22"/>
         </w:rPr>
-        <w:t>202</w:t>
-      </w:r>
-      <w:r>
-        <w:rPr>
-          <w:rFonts w:asciiTheme="majorHAnsi" w:eastAsia="FangSong" w:hAnsiTheme="majorHAnsi" w:cstheme="majorHAnsi"/>
-          <w:b/>
-          <w:caps/>
-          <w:sz w:val="22"/>
-          <w:szCs w:val="22"/>
-        </w:rPr>
-        <w:t>5</w:t>
+        <w:t>2025</w:t>
       </w:r>
     </w:p>
     <w:tbl>
@@ -2618,77 +2085,7 @@
                 <w:sz w:val="22"/>
                 <w:szCs w:val="22"/>
               </w:rPr>
-              <w:t>, Aman Chadha</w:t>
-            </w:r>
-            <w:r>
-              <w:rPr>
-                <w:rFonts w:asciiTheme="majorHAnsi" w:eastAsia="FangSong" w:hAnsiTheme="majorHAnsi" w:cstheme="majorHAnsi"/>
-                <w:bCs/>
-                <w:color w:val="000000"/>
-                <w:sz w:val="22"/>
-                <w:szCs w:val="22"/>
-              </w:rPr>
-              <w:t xml:space="preserve">. </w:t>
-            </w:r>
-            <w:r>
-              <w:rPr>
-                <w:rFonts w:asciiTheme="majorHAnsi" w:eastAsia="FangSong" w:hAnsiTheme="majorHAnsi" w:cstheme="majorHAnsi"/>
-                <w:bCs/>
-                <w:color w:val="000000"/>
-                <w:sz w:val="22"/>
-                <w:szCs w:val="22"/>
-              </w:rPr>
-              <w:t>“</w:t>
-            </w:r>
-            <w:r>
-              <w:rPr>
-                <w:rFonts w:asciiTheme="majorHAnsi" w:eastAsia="FangSong" w:hAnsiTheme="majorHAnsi" w:cstheme="majorHAnsi"/>
-                <w:bCs/>
-                <w:color w:val="000000"/>
-                <w:sz w:val="22"/>
-                <w:szCs w:val="22"/>
-              </w:rPr>
-              <w:t>PRvL: Quantifying the Capabilities and Risks of Large Language Models for PII Redaction</w:t>
-            </w:r>
-            <w:r>
-              <w:rPr>
-                <w:rFonts w:asciiTheme="majorHAnsi" w:eastAsia="FangSong" w:hAnsiTheme="majorHAnsi" w:cstheme="majorHAnsi"/>
-                <w:bCs/>
-                <w:color w:val="000000"/>
-                <w:sz w:val="22"/>
-                <w:szCs w:val="22"/>
-              </w:rPr>
-              <w:t xml:space="preserve">” </w:t>
-            </w:r>
-            <w:r>
-              <w:rPr>
-                <w:rFonts w:asciiTheme="majorHAnsi" w:eastAsia="FangSong" w:hAnsiTheme="majorHAnsi" w:cstheme="majorHAnsi"/>
-                <w:bCs/>
-                <w:color w:val="000000"/>
-                <w:sz w:val="22"/>
-                <w:szCs w:val="22"/>
-              </w:rPr>
-              <w:t>In</w:t>
-            </w:r>
-            <w:r>
-              <w:rPr>
-                <w:rFonts w:asciiTheme="majorHAnsi" w:eastAsia="FangSong" w:hAnsiTheme="majorHAnsi" w:cstheme="majorHAnsi"/>
-                <w:bCs/>
-                <w:color w:val="000000"/>
-                <w:sz w:val="22"/>
-                <w:szCs w:val="22"/>
-              </w:rPr>
-              <w:t xml:space="preserve"> Proceedings of the</w:t>
-            </w:r>
-            <w:r>
-              <w:rPr>
-                <w:rFonts w:asciiTheme="majorHAnsi" w:eastAsia="FangSong" w:hAnsiTheme="majorHAnsi" w:cstheme="majorHAnsi"/>
-                <w:bCs/>
-                <w:color w:val="000000"/>
-                <w:sz w:val="22"/>
-                <w:szCs w:val="22"/>
-              </w:rPr>
-              <w:t> </w:t>
+              <w:t>, Aman Chadha. “PRvL: Quantifying the Capabilities and Risks of Large Language Models for PII Redaction” In Proceedings of the </w:t>
             </w:r>
             <w:r>
               <w:rPr>
@@ -2782,7 +2179,17 @@
                 <w:sz w:val="22"/>
                 <w:szCs w:val="22"/>
               </w:rPr>
-              <w:t>Sofia</w:t>
+              <w:t xml:space="preserve">Sofia Dutta, Sai Sree Laya Chukkapalli, Madhura Sulgekar, Swathi Krithivasan, </w:t>
+            </w:r>
+            <w:r>
+              <w:rPr>
+                <w:rFonts w:asciiTheme="majorHAnsi" w:eastAsia="FangSong" w:hAnsiTheme="majorHAnsi" w:cstheme="majorHAnsi"/>
+                <w:b/>
+                <w:color w:val="000000"/>
+                <w:sz w:val="22"/>
+                <w:szCs w:val="22"/>
+              </w:rPr>
+              <w:t>Prajit Kumar Das</w:t>
             </w:r>
             <w:r>
               <w:rPr>
@@ -2792,107 +2199,7 @@
                 <w:sz w:val="22"/>
                 <w:szCs w:val="22"/>
               </w:rPr>
-              <w:t xml:space="preserve"> Dutta</w:t>
-            </w:r>
-            <w:r>
-              <w:rPr>
-                <w:rFonts w:asciiTheme="majorHAnsi" w:eastAsia="FangSong" w:hAnsiTheme="majorHAnsi" w:cstheme="majorHAnsi"/>
-                <w:bCs/>
-                <w:color w:val="000000"/>
-                <w:sz w:val="22"/>
-                <w:szCs w:val="22"/>
-              </w:rPr>
-              <w:t xml:space="preserve">, Sai Sree Laya Chukkapalli, Madhura Sulgekar, Swathi Krithivasan, </w:t>
-            </w:r>
-            <w:r>
-              <w:rPr>
-                <w:rFonts w:asciiTheme="majorHAnsi" w:eastAsia="FangSong" w:hAnsiTheme="majorHAnsi" w:cstheme="majorHAnsi"/>
-                <w:b/>
-                <w:color w:val="000000"/>
-                <w:sz w:val="22"/>
-                <w:szCs w:val="22"/>
-              </w:rPr>
-              <w:t>Prajit Kumar Das</w:t>
-            </w:r>
-            <w:r>
-              <w:rPr>
-                <w:rFonts w:asciiTheme="majorHAnsi" w:eastAsia="FangSong" w:hAnsiTheme="majorHAnsi" w:cstheme="majorHAnsi"/>
-                <w:bCs/>
-                <w:color w:val="000000"/>
-                <w:sz w:val="22"/>
-                <w:szCs w:val="22"/>
-              </w:rPr>
-              <w:t xml:space="preserve">, and Anupam Joshi. </w:t>
-            </w:r>
-            <w:r>
-              <w:rPr>
-                <w:rFonts w:asciiTheme="majorHAnsi" w:eastAsia="FangSong" w:hAnsiTheme="majorHAnsi" w:cstheme="majorHAnsi"/>
-                <w:bCs/>
-                <w:color w:val="000000"/>
-                <w:sz w:val="22"/>
-                <w:szCs w:val="22"/>
-              </w:rPr>
-              <w:t>“</w:t>
-            </w:r>
-            <w:r>
-              <w:rPr>
-                <w:rFonts w:asciiTheme="majorHAnsi" w:eastAsia="FangSong" w:hAnsiTheme="majorHAnsi" w:cstheme="majorHAnsi"/>
-                <w:bCs/>
-                <w:color w:val="000000"/>
-                <w:sz w:val="22"/>
-                <w:szCs w:val="22"/>
-              </w:rPr>
-              <w:t>Context Sensitive Access Control in Smart Home Environments.</w:t>
-            </w:r>
-            <w:r>
-              <w:rPr>
-                <w:rFonts w:asciiTheme="majorHAnsi" w:eastAsia="FangSong" w:hAnsiTheme="majorHAnsi" w:cstheme="majorHAnsi"/>
-                <w:bCs/>
-                <w:color w:val="000000"/>
-                <w:sz w:val="22"/>
-                <w:szCs w:val="22"/>
-              </w:rPr>
-              <w:t>”</w:t>
-            </w:r>
-            <w:r>
-              <w:rPr>
-                <w:rFonts w:asciiTheme="majorHAnsi" w:eastAsia="FangSong" w:hAnsiTheme="majorHAnsi" w:cstheme="majorHAnsi"/>
-                <w:bCs/>
-                <w:color w:val="000000"/>
-                <w:sz w:val="22"/>
-                <w:szCs w:val="22"/>
-              </w:rPr>
-              <w:t xml:space="preserve"> </w:t>
-            </w:r>
-            <w:r>
-              <w:rPr>
-                <w:rFonts w:asciiTheme="majorHAnsi" w:eastAsia="FangSong" w:hAnsiTheme="majorHAnsi" w:cstheme="majorHAnsi"/>
-                <w:bCs/>
-                <w:color w:val="000000"/>
-                <w:sz w:val="22"/>
-                <w:szCs w:val="22"/>
-              </w:rPr>
-              <w:t>In</w:t>
-            </w:r>
-            <w:r>
-              <w:rPr>
-                <w:rFonts w:asciiTheme="majorHAnsi" w:eastAsia="FangSong" w:hAnsiTheme="majorHAnsi" w:cstheme="majorHAnsi"/>
-                <w:bCs/>
-                <w:color w:val="000000"/>
-                <w:sz w:val="22"/>
-                <w:szCs w:val="22"/>
-              </w:rPr>
-              <w:t xml:space="preserve"> Proceedings of the</w:t>
-            </w:r>
-            <w:r>
-              <w:rPr>
-                <w:rFonts w:asciiTheme="majorHAnsi" w:eastAsia="FangSong" w:hAnsiTheme="majorHAnsi" w:cstheme="majorHAnsi"/>
-                <w:bCs/>
-                <w:color w:val="000000"/>
-                <w:sz w:val="22"/>
-                <w:szCs w:val="22"/>
-              </w:rPr>
-              <w:t> </w:t>
+              <w:t>, and Anupam Joshi. “Context Sensitive Access Control in Smart Home Environments.” In Proceedings of the </w:t>
             </w:r>
             <w:r>
               <w:rPr>
@@ -3055,7 +2362,6 @@
                 <w:sz w:val="22"/>
                 <w:szCs w:val="22"/>
               </w:rPr>
-              <w:lastRenderedPageBreak/>
               <w:t>Prajit Kumar Das</w:t>
             </w:r>
             <w:r>
@@ -3263,17 +2569,7 @@
                 <w:sz w:val="22"/>
                 <w:szCs w:val="22"/>
               </w:rPr>
-              <w:t xml:space="preserve"> </w:t>
-            </w:r>
-            <w:r>
-              <w:rPr>
-                <w:rFonts w:asciiTheme="majorHAnsi" w:eastAsia="FangSong" w:hAnsiTheme="majorHAnsi" w:cstheme="majorHAnsi"/>
-                <w:i/>
-                <w:color w:val="000000"/>
-                <w:sz w:val="22"/>
-                <w:szCs w:val="22"/>
-              </w:rPr>
-              <w:t>IEEE International Conference on Collaboration and Internet Computing (CIC 2016)</w:t>
+              <w:t xml:space="preserve"> IEEE International Conference on Collaboration and Internet Computing (CIC 2016)</w:t>
             </w:r>
             <w:r>
               <w:rPr>
@@ -3430,7 +2726,7 @@
                 <w:sz w:val="22"/>
                 <w:szCs w:val="22"/>
               </w:rPr>
-              <w:t xml:space="preserve"> </w:t>
+              <w:t xml:space="preserve"> Workshop on Society, Privacy and the Semantic Web - Policy and Technology (PrivOn 2016) co-located with the 15</w:t>
             </w:r>
             <w:r>
               <w:rPr>
@@ -3439,8 +2735,9 @@
                 <w:color w:val="000000"/>
                 <w:sz w:val="22"/>
                 <w:szCs w:val="22"/>
-              </w:rPr>
-              <w:t>Workshop on Society, Privacy and the Semantic Web - Policy and Technology (PrivOn 2016) co-located with the 15</w:t>
+                <w:vertAlign w:val="superscript"/>
+              </w:rPr>
+              <w:t>th</w:t>
             </w:r>
             <w:r>
               <w:rPr>
@@ -3449,29 +2746,8 @@
                 <w:color w:val="000000"/>
                 <w:sz w:val="22"/>
                 <w:szCs w:val="22"/>
-                <w:vertAlign w:val="superscript"/>
-              </w:rPr>
-              <w:t>th</w:t>
-            </w:r>
-            <w:r>
-              <w:rPr>
-                <w:rFonts w:asciiTheme="majorHAnsi" w:eastAsia="FangSong" w:hAnsiTheme="majorHAnsi" w:cstheme="majorHAnsi"/>
-                <w:i/>
-                <w:color w:val="000000"/>
-                <w:sz w:val="22"/>
-                <w:szCs w:val="22"/>
-              </w:rPr>
-              <w:t xml:space="preserve"> </w:t>
-            </w:r>
-            <w:r>
-              <w:rPr>
-                <w:rFonts w:asciiTheme="majorHAnsi" w:eastAsia="FangSong" w:hAnsiTheme="majorHAnsi" w:cstheme="majorHAnsi"/>
-                <w:i/>
-                <w:color w:val="000000"/>
-                <w:sz w:val="22"/>
-                <w:szCs w:val="22"/>
-              </w:rPr>
-              <w:t>International Semantic Web Conference (ISWC 2016)</w:t>
+              </w:rPr>
+              <w:t xml:space="preserve"> International Semantic Web Conference (ISWC 2016)</w:t>
             </w:r>
             <w:r>
               <w:rPr>
@@ -3595,25 +2871,7 @@
                 <w:sz w:val="22"/>
                 <w:szCs w:val="22"/>
               </w:rPr>
-              <w:t>, Sandeep Narayanan, Nitin Kumar Sharma, Anupam Joshi, Karuna P. Joshi, and Tim Finin. “Context-sensitive policy</w:t>
-            </w:r>
-            <w:r>
-              <w:rPr>
-                <w:rFonts w:asciiTheme="majorHAnsi" w:eastAsia="FangSong" w:hAnsiTheme="majorHAnsi" w:cstheme="majorHAnsi"/>
-                <w:color w:val="000000"/>
-                <w:sz w:val="22"/>
-                <w:szCs w:val="22"/>
-              </w:rPr>
-              <w:t>-</w:t>
-            </w:r>
-            <w:r>
-              <w:rPr>
-                <w:rFonts w:asciiTheme="majorHAnsi" w:eastAsia="FangSong" w:hAnsiTheme="majorHAnsi" w:cstheme="majorHAnsi"/>
-                <w:color w:val="000000"/>
-                <w:sz w:val="22"/>
-                <w:szCs w:val="22"/>
-              </w:rPr>
-              <w:t xml:space="preserve">based security in internet of things.” InProceedings </w:t>
+              <w:t xml:space="preserve">, Sandeep Narayanan, Nitin Kumar Sharma, Anupam Joshi, Karuna P. Joshi, and Tim Finin. “Context-sensitive policy-based security in internet of things.” InProceedings </w:t>
             </w:r>
             <w:r>
               <w:rPr>
@@ -3709,6 +2967,7 @@
                 <w:sz w:val="22"/>
                 <w:szCs w:val="22"/>
               </w:rPr>
+              <w:lastRenderedPageBreak/>
               <w:t xml:space="preserve">Primal Pappachan, Roberto Yus, </w:t>
             </w:r>
             <w:r>
@@ -3769,17 +3028,7 @@
                 <w:sz w:val="22"/>
                 <w:szCs w:val="22"/>
               </w:rPr>
-              <w:t xml:space="preserve"> </w:t>
-            </w:r>
-            <w:r>
-              <w:rPr>
-                <w:rFonts w:asciiTheme="majorHAnsi" w:eastAsia="FangSong" w:hAnsiTheme="majorHAnsi" w:cstheme="majorHAnsi"/>
-                <w:i/>
-                <w:color w:val="000000"/>
-                <w:sz w:val="22"/>
-                <w:szCs w:val="22"/>
-              </w:rPr>
-              <w:t>International Semantic Web Conference (ISWC-2015)</w:t>
+              <w:t xml:space="preserve"> International Semantic Web Conference (ISWC-2015)</w:t>
             </w:r>
             <w:r>
               <w:rPr>
@@ -3881,7 +3130,7 @@
                 <w:sz w:val="22"/>
                 <w:szCs w:val="22"/>
               </w:rPr>
-              <w:t xml:space="preserve"> </w:t>
+              <w:t xml:space="preserve"> International Workshop on Mobile Deployment of Semantic Technologies (MoDeST 2015) co-located with 14</w:t>
             </w:r>
             <w:r>
               <w:rPr>
@@ -3890,8 +3139,9 @@
                 <w:color w:val="000000"/>
                 <w:sz w:val="22"/>
                 <w:szCs w:val="22"/>
-              </w:rPr>
-              <w:t>International Workshop on Mobile Deployment of Semantic Technologies (MoDeST 2015) co-located with 14</w:t>
+                <w:vertAlign w:val="superscript"/>
+              </w:rPr>
+              <w:t>th</w:t>
             </w:r>
             <w:r>
               <w:rPr>
@@ -3900,29 +3150,8 @@
                 <w:color w:val="000000"/>
                 <w:sz w:val="22"/>
                 <w:szCs w:val="22"/>
-                <w:vertAlign w:val="superscript"/>
-              </w:rPr>
-              <w:t>th</w:t>
-            </w:r>
-            <w:r>
-              <w:rPr>
-                <w:rFonts w:asciiTheme="majorHAnsi" w:eastAsia="FangSong" w:hAnsiTheme="majorHAnsi" w:cstheme="majorHAnsi"/>
-                <w:i/>
-                <w:color w:val="000000"/>
-                <w:sz w:val="22"/>
-                <w:szCs w:val="22"/>
-              </w:rPr>
-              <w:t xml:space="preserve"> </w:t>
-            </w:r>
-            <w:r>
-              <w:rPr>
-                <w:rFonts w:asciiTheme="majorHAnsi" w:eastAsia="FangSong" w:hAnsiTheme="majorHAnsi" w:cstheme="majorHAnsi"/>
-                <w:i/>
-                <w:color w:val="000000"/>
-                <w:sz w:val="22"/>
-                <w:szCs w:val="22"/>
-              </w:rPr>
-              <w:t>International Semantic Web Conference (ISWC 2015)</w:t>
+              </w:rPr>
+              <w:t xml:space="preserve"> International Semantic Web Conference (ISWC 2015)</w:t>
             </w:r>
             <w:r>
               <w:rPr>
@@ -4068,7 +3297,7 @@
                 <w:sz w:val="22"/>
                 <w:szCs w:val="22"/>
               </w:rPr>
-              <w:t xml:space="preserve"> </w:t>
+              <w:t xml:space="preserve"> Workshop on Society, Privacy and the Semantic Web - Policy and Technology (PrivOn 2014) co-located with the 13</w:t>
             </w:r>
             <w:r>
               <w:rPr>
@@ -4077,8 +3306,9 @@
                 <w:color w:val="000000"/>
                 <w:sz w:val="22"/>
                 <w:szCs w:val="22"/>
-              </w:rPr>
-              <w:t>Workshop on Society, Privacy and the Semantic Web - Policy and Technology (PrivOn 2014) co-located with the 13</w:t>
+                <w:vertAlign w:val="superscript"/>
+              </w:rPr>
+              <w:t>th</w:t>
             </w:r>
             <w:r>
               <w:rPr>
@@ -4087,29 +3317,8 @@
                 <w:color w:val="000000"/>
                 <w:sz w:val="22"/>
                 <w:szCs w:val="22"/>
-                <w:vertAlign w:val="superscript"/>
-              </w:rPr>
-              <w:t>th</w:t>
-            </w:r>
-            <w:r>
-              <w:rPr>
-                <w:rFonts w:asciiTheme="majorHAnsi" w:eastAsia="FangSong" w:hAnsiTheme="majorHAnsi" w:cstheme="majorHAnsi"/>
-                <w:i/>
-                <w:color w:val="000000"/>
-                <w:sz w:val="22"/>
-                <w:szCs w:val="22"/>
-              </w:rPr>
-              <w:t xml:space="preserve"> </w:t>
-            </w:r>
-            <w:r>
-              <w:rPr>
-                <w:rFonts w:asciiTheme="majorHAnsi" w:eastAsia="FangSong" w:hAnsiTheme="majorHAnsi" w:cstheme="majorHAnsi"/>
-                <w:i/>
-                <w:color w:val="000000"/>
-                <w:sz w:val="22"/>
-                <w:szCs w:val="22"/>
-              </w:rPr>
-              <w:t>International Semantic Web Conference (ISWC 2014)</w:t>
+              </w:rPr>
+              <w:t xml:space="preserve"> International Semantic Web Conference (ISWC 2014)</w:t>
             </w:r>
             <w:r>
               <w:rPr>
@@ -4151,7 +3360,6 @@
                 <w:sz w:val="22"/>
                 <w:szCs w:val="22"/>
               </w:rPr>
-              <w:lastRenderedPageBreak/>
               <w:t xml:space="preserve">Roberto Yus, Primal Pappachan, </w:t>
             </w:r>
             <w:r>
@@ -4212,7 +3420,7 @@
                 <w:sz w:val="22"/>
                 <w:szCs w:val="22"/>
               </w:rPr>
-              <w:t xml:space="preserve"> </w:t>
+              <w:t xml:space="preserve"> Workshop on Society, Privacy and the Semantic Web - Policy and Technology (PrivOn 2014) co-located with the 13</w:t>
             </w:r>
             <w:r>
               <w:rPr>
@@ -4221,8 +3429,9 @@
                 <w:color w:val="000000"/>
                 <w:sz w:val="22"/>
                 <w:szCs w:val="22"/>
-              </w:rPr>
-              <w:t>Workshop on Society, Privacy and the Semantic Web - Policy and Technology (PrivOn 2014) co-located with the 13</w:t>
+                <w:vertAlign w:val="superscript"/>
+              </w:rPr>
+              <w:t>th</w:t>
             </w:r>
             <w:r>
               <w:rPr>
@@ -4231,29 +3440,8 @@
                 <w:color w:val="000000"/>
                 <w:sz w:val="22"/>
                 <w:szCs w:val="22"/>
-                <w:vertAlign w:val="superscript"/>
-              </w:rPr>
-              <w:t>th</w:t>
-            </w:r>
-            <w:r>
-              <w:rPr>
-                <w:rFonts w:asciiTheme="majorHAnsi" w:eastAsia="FangSong" w:hAnsiTheme="majorHAnsi" w:cstheme="majorHAnsi"/>
-                <w:i/>
-                <w:color w:val="000000"/>
-                <w:sz w:val="22"/>
-                <w:szCs w:val="22"/>
-              </w:rPr>
-              <w:t xml:space="preserve"> </w:t>
-            </w:r>
-            <w:r>
-              <w:rPr>
-                <w:rFonts w:asciiTheme="majorHAnsi" w:eastAsia="FangSong" w:hAnsiTheme="majorHAnsi" w:cstheme="majorHAnsi"/>
-                <w:i/>
-                <w:color w:val="000000"/>
-                <w:sz w:val="22"/>
-                <w:szCs w:val="22"/>
-              </w:rPr>
-              <w:t>International Semantic Web Conference (ISWC 2014)</w:t>
+              </w:rPr>
+              <w:t xml:space="preserve"> International Semantic Web Conference (ISWC 2014)</w:t>
             </w:r>
             <w:r>
               <w:rPr>
@@ -4355,17 +3543,7 @@
                 <w:sz w:val="22"/>
                 <w:szCs w:val="22"/>
               </w:rPr>
-              <w:t xml:space="preserve"> </w:t>
-            </w:r>
-            <w:r>
-              <w:rPr>
-                <w:rFonts w:asciiTheme="majorHAnsi" w:eastAsia="FangSong" w:hAnsiTheme="majorHAnsi" w:cstheme="majorHAnsi"/>
-                <w:i/>
-                <w:color w:val="000000"/>
-                <w:sz w:val="22"/>
-                <w:szCs w:val="22"/>
-              </w:rPr>
-              <w:t>Annual International Conference on Mobile Systems</w:t>
+              <w:t xml:space="preserve"> Annual International Conference on Mobile Systems</w:t>
             </w:r>
             <w:r>
               <w:rPr>
@@ -4510,7 +3688,7 @@
                 <w:sz w:val="22"/>
                 <w:szCs w:val="22"/>
               </w:rPr>
-              <w:t xml:space="preserve"> </w:t>
+              <w:t xml:space="preserve"> Workshop on Society, Privacy and the Semantic Web - Policy and Technology (PrivOn 2013) co-located with the 12</w:t>
             </w:r>
             <w:r>
               <w:rPr>
@@ -4519,8 +3697,9 @@
                 <w:color w:val="000000"/>
                 <w:sz w:val="22"/>
                 <w:szCs w:val="22"/>
-              </w:rPr>
-              <w:t>Workshop on Society, Privacy and the Semantic Web - Policy and Technology (PrivOn 2013) co-located with the 12</w:t>
+                <w:vertAlign w:val="superscript"/>
+              </w:rPr>
+              <w:t>th</w:t>
             </w:r>
             <w:r>
               <w:rPr>
@@ -4529,29 +3708,8 @@
                 <w:color w:val="000000"/>
                 <w:sz w:val="22"/>
                 <w:szCs w:val="22"/>
-                <w:vertAlign w:val="superscript"/>
-              </w:rPr>
-              <w:t>th</w:t>
-            </w:r>
-            <w:r>
-              <w:rPr>
-                <w:rFonts w:asciiTheme="majorHAnsi" w:eastAsia="FangSong" w:hAnsiTheme="majorHAnsi" w:cstheme="majorHAnsi"/>
-                <w:i/>
-                <w:color w:val="000000"/>
-                <w:sz w:val="22"/>
-                <w:szCs w:val="22"/>
-              </w:rPr>
-              <w:t xml:space="preserve"> </w:t>
-            </w:r>
-            <w:r>
-              <w:rPr>
-                <w:rFonts w:asciiTheme="majorHAnsi" w:eastAsia="FangSong" w:hAnsiTheme="majorHAnsi" w:cstheme="majorHAnsi"/>
-                <w:i/>
-                <w:color w:val="000000"/>
-                <w:sz w:val="22"/>
-                <w:szCs w:val="22"/>
-              </w:rPr>
-              <w:t>International Semantic Web Conference (ISWC 2013)</w:t>
+              </w:rPr>
+              <w:t xml:space="preserve"> International Semantic Web Conference (ISWC 2013)</w:t>
             </w:r>
             <w:r>
               <w:rPr>
@@ -4644,6 +3802,298 @@
     </w:p>
     <w:p>
       <w:pPr>
+        <w:rPr>
+          <w:rFonts w:asciiTheme="majorHAnsi" w:eastAsia="FangSong" w:hAnsiTheme="majorHAnsi" w:cstheme="majorHAnsi"/>
+          <w:b/>
+          <w:caps/>
+          <w:sz w:val="22"/>
+          <w:szCs w:val="22"/>
+        </w:rPr>
+      </w:pPr>
+      <w:r>
+        <w:rPr>
+          <w:rFonts w:asciiTheme="majorHAnsi" w:eastAsia="FangSong" w:hAnsiTheme="majorHAnsi" w:cstheme="majorHAnsi"/>
+          <w:b/>
+          <w:caps/>
+          <w:sz w:val="22"/>
+          <w:szCs w:val="22"/>
+        </w:rPr>
+        <w:br w:type="page"/>
+      </w:r>
+    </w:p>
+    <w:p>
+      <w:pPr>
+        <w:spacing w:after="120"/>
+        <w:contextualSpacing/>
+        <w:rPr>
+          <w:rFonts w:asciiTheme="majorHAnsi" w:eastAsia="FangSong" w:hAnsiTheme="majorHAnsi" w:cstheme="majorHAnsi"/>
+          <w:b/>
+          <w:caps/>
+          <w:sz w:val="22"/>
+          <w:szCs w:val="22"/>
+        </w:rPr>
+      </w:pPr>
+      <w:r>
+        <w:rPr>
+          <w:rFonts w:asciiTheme="majorHAnsi" w:eastAsia="FangSong" w:hAnsiTheme="majorHAnsi" w:cstheme="majorHAnsi"/>
+          <w:b/>
+          <w:caps/>
+          <w:sz w:val="22"/>
+          <w:szCs w:val="22"/>
+        </w:rPr>
+        <w:lastRenderedPageBreak/>
+        <w:t>Notable citations</w:t>
+      </w:r>
+    </w:p>
+    <w:p>
+      <w:pPr>
+        <w:spacing w:after="120"/>
+        <w:rPr>
+          <w:rFonts w:asciiTheme="majorHAnsi" w:eastAsia="FangSong" w:hAnsiTheme="majorHAnsi" w:cstheme="majorHAnsi"/>
+          <w:sz w:val="22"/>
+          <w:szCs w:val="22"/>
+        </w:rPr>
+      </w:pPr>
+      <w:r>
+        <w:rPr>
+          <w:rFonts w:asciiTheme="majorHAnsi" w:eastAsia="FangSong" w:hAnsiTheme="majorHAnsi" w:cstheme="majorHAnsi"/>
+          <w:sz w:val="22"/>
+          <w:szCs w:val="22"/>
+        </w:rPr>
+        <w:t>Independent researchers worldwide have cited and built on my work (Google Scholar: 520 citations, h-index 8, as of August 2026). Selected examples:</w:t>
+      </w:r>
+    </w:p>
+    <w:p>
+      <w:pPr>
+        <w:spacing w:after="120"/>
+        <w:rPr>
+          <w:rFonts w:asciiTheme="majorHAnsi" w:eastAsia="FangSong" w:hAnsiTheme="majorHAnsi" w:cstheme="majorHAnsi"/>
+          <w:sz w:val="22"/>
+          <w:szCs w:val="22"/>
+        </w:rPr>
+      </w:pPr>
+      <w:r>
+        <w:rPr>
+          <w:rFonts w:asciiTheme="majorHAnsi" w:eastAsia="FangSong" w:hAnsiTheme="majorHAnsi" w:cstheme="majorHAnsi"/>
+          <w:b/>
+          <w:sz w:val="22"/>
+          <w:szCs w:val="22"/>
+        </w:rPr>
+        <w:t xml:space="preserve">Tyagi, Jinwala, and Bhattacharjee (2024). </w:t>
+      </w:r>
+      <w:r>
+        <w:rPr>
+          <w:rFonts w:asciiTheme="majorHAnsi" w:eastAsia="FangSong" w:hAnsiTheme="majorHAnsi" w:cstheme="majorHAnsi"/>
+          <w:i/>
+          <w:sz w:val="22"/>
+          <w:szCs w:val="22"/>
+        </w:rPr>
+        <w:t>International Journal of Ad Hoc and Ubiquitous Computing.</w:t>
+      </w:r>
+      <w:r>
+        <w:rPr>
+          <w:rFonts w:asciiTheme="majorHAnsi" w:eastAsia="FangSong" w:hAnsiTheme="majorHAnsi" w:cstheme="majorHAnsi"/>
+          <w:sz w:val="22"/>
+          <w:szCs w:val="22"/>
+        </w:rPr>
+        <w:t xml:space="preserve"> Reproduced and extended the context-ontology design (Time/Interval and Activity classes) of my PALS context-sensitive access control work in their decentralized IoT access-control framework.</w:t>
+      </w:r>
+    </w:p>
+    <w:p>
+      <w:pPr>
+        <w:spacing w:after="120"/>
+        <w:rPr>
+          <w:rFonts w:asciiTheme="majorHAnsi" w:eastAsia="FangSong" w:hAnsiTheme="majorHAnsi" w:cstheme="majorHAnsi"/>
+          <w:sz w:val="22"/>
+          <w:szCs w:val="22"/>
+        </w:rPr>
+      </w:pPr>
+      <w:r>
+        <w:rPr>
+          <w:rFonts w:asciiTheme="majorHAnsi" w:eastAsia="FangSong" w:hAnsiTheme="majorHAnsi" w:cstheme="majorHAnsi"/>
+          <w:b/>
+          <w:sz w:val="22"/>
+          <w:szCs w:val="22"/>
+        </w:rPr>
+        <w:t xml:space="preserve">Shakarami and Sandhu (2021). </w:t>
+      </w:r>
+      <w:r>
+        <w:rPr>
+          <w:rFonts w:asciiTheme="majorHAnsi" w:eastAsia="FangSong" w:hAnsiTheme="majorHAnsi" w:cstheme="majorHAnsi"/>
+          <w:i/>
+          <w:sz w:val="22"/>
+          <w:szCs w:val="22"/>
+        </w:rPr>
+        <w:t>ACM Workshop on Secure and Trustworthy Cyber-Physical Systems (SAT-CPS ’21).</w:t>
+      </w:r>
+      <w:r>
+        <w:rPr>
+          <w:rFonts w:asciiTheme="majorHAnsi" w:eastAsia="FangSong" w:hAnsiTheme="majorHAnsi" w:cstheme="majorHAnsi"/>
+          <w:sz w:val="22"/>
+          <w:szCs w:val="22"/>
+        </w:rPr>
+        <w:t xml:space="preserve"> Situated their role-based smart-home administration model within the line of context-sensitive smart-home access-control research established by PALS.</w:t>
+      </w:r>
+    </w:p>
+    <w:p>
+      <w:pPr>
+        <w:spacing w:after="120"/>
+        <w:rPr>
+          <w:rFonts w:asciiTheme="majorHAnsi" w:eastAsia="FangSong" w:hAnsiTheme="majorHAnsi" w:cstheme="majorHAnsi"/>
+          <w:sz w:val="22"/>
+          <w:szCs w:val="22"/>
+        </w:rPr>
+      </w:pPr>
+      <w:r>
+        <w:rPr>
+          <w:rFonts w:asciiTheme="majorHAnsi" w:eastAsia="FangSong" w:hAnsiTheme="majorHAnsi" w:cstheme="majorHAnsi"/>
+          <w:b/>
+          <w:sz w:val="22"/>
+          <w:szCs w:val="22"/>
+        </w:rPr>
+        <w:t xml:space="preserve">Rahman, Mahdavi-Hezaveh, and Williams (2023). </w:t>
+      </w:r>
+      <w:r>
+        <w:rPr>
+          <w:rFonts w:asciiTheme="majorHAnsi" w:eastAsia="FangSong" w:hAnsiTheme="majorHAnsi" w:cstheme="majorHAnsi"/>
+          <w:i/>
+          <w:sz w:val="22"/>
+          <w:szCs w:val="22"/>
+        </w:rPr>
+        <w:t>ACM Computing Surveys.</w:t>
+      </w:r>
+      <w:r>
+        <w:rPr>
+          <w:rFonts w:asciiTheme="majorHAnsi" w:eastAsia="FangSong" w:hAnsiTheme="majorHAnsi" w:cstheme="majorHAnsi"/>
+          <w:sz w:val="22"/>
+          <w:szCs w:val="22"/>
+        </w:rPr>
+        <w:t xml:space="preserve"> Survey of automated cyber-threat-intelligence extraction that treats CyberTwitter as an established semantic-web CTI method, describing its RDF intelligence representation and ontology-based alert generation.</w:t>
+      </w:r>
+    </w:p>
+    <w:p>
+      <w:pPr>
+        <w:spacing w:after="120"/>
+        <w:rPr>
+          <w:rFonts w:asciiTheme="majorHAnsi" w:eastAsia="FangSong" w:hAnsiTheme="majorHAnsi" w:cstheme="majorHAnsi"/>
+          <w:sz w:val="22"/>
+          <w:szCs w:val="22"/>
+        </w:rPr>
+      </w:pPr>
+      <w:r>
+        <w:rPr>
+          <w:rFonts w:asciiTheme="majorHAnsi" w:eastAsia="FangSong" w:hAnsiTheme="majorHAnsi" w:cstheme="majorHAnsi"/>
+          <w:b/>
+          <w:sz w:val="22"/>
+          <w:szCs w:val="22"/>
+        </w:rPr>
+        <w:t xml:space="preserve">Wang et al. (2025). </w:t>
+      </w:r>
+      <w:r>
+        <w:rPr>
+          <w:rFonts w:asciiTheme="majorHAnsi" w:eastAsia="FangSong" w:hAnsiTheme="majorHAnsi" w:cstheme="majorHAnsi"/>
+          <w:i/>
+          <w:sz w:val="22"/>
+          <w:szCs w:val="22"/>
+        </w:rPr>
+        <w:t>Scientific Data (Nature Portfolio).</w:t>
+      </w:r>
+      <w:r>
+        <w:rPr>
+          <w:rFonts w:asciiTheme="majorHAnsi" w:eastAsia="FangSong" w:hAnsiTheme="majorHAnsi" w:cstheme="majorHAnsi"/>
+          <w:sz w:val="22"/>
+          <w:szCs w:val="22"/>
+        </w:rPr>
+        <w:t xml:space="preserve"> Used CyberTwitter as a benchmark predecessor dataset in their comparison of open-source cybersecurity corpora for connected-autonomous-vehicle threat intelligence.</w:t>
+      </w:r>
+    </w:p>
+    <w:p>
+      <w:pPr>
+        <w:spacing w:after="120"/>
+        <w:rPr>
+          <w:rFonts w:asciiTheme="majorHAnsi" w:eastAsia="FangSong" w:hAnsiTheme="majorHAnsi" w:cstheme="majorHAnsi"/>
+          <w:sz w:val="22"/>
+          <w:szCs w:val="22"/>
+        </w:rPr>
+      </w:pPr>
+      <w:r>
+        <w:rPr>
+          <w:rFonts w:asciiTheme="majorHAnsi" w:eastAsia="FangSong" w:hAnsiTheme="majorHAnsi" w:cstheme="majorHAnsi"/>
+          <w:b/>
+          <w:sz w:val="22"/>
+          <w:szCs w:val="22"/>
+        </w:rPr>
+        <w:t xml:space="preserve">He et al. (2024). </w:t>
+      </w:r>
+      <w:r>
+        <w:rPr>
+          <w:rFonts w:asciiTheme="majorHAnsi" w:eastAsia="FangSong" w:hAnsiTheme="majorHAnsi" w:cstheme="majorHAnsi"/>
+          <w:i/>
+          <w:sz w:val="22"/>
+          <w:szCs w:val="22"/>
+        </w:rPr>
+        <w:t>IEEE Transactions on Information Forensics and Security.</w:t>
+      </w:r>
+      <w:r>
+        <w:rPr>
+          <w:rFonts w:asciiTheme="majorHAnsi" w:eastAsia="FangSong" w:hAnsiTheme="majorHAnsi" w:cstheme="majorHAnsi"/>
+          <w:sz w:val="22"/>
+          <w:szCs w:val="22"/>
+        </w:rPr>
+        <w:t xml:space="preserve"> Cited my system-call feature-extraction method (“App behavioral analysis using system calls”) as prior work underpinning their BR-HIDF host intrusion-detection framework.</w:t>
+      </w:r>
+    </w:p>
+    <w:p>
+      <w:pPr>
+        <w:spacing w:after="120"/>
+        <w:rPr>
+          <w:rFonts w:asciiTheme="majorHAnsi" w:eastAsia="FangSong" w:hAnsiTheme="majorHAnsi" w:cstheme="majorHAnsi"/>
+          <w:sz w:val="22"/>
+          <w:szCs w:val="22"/>
+        </w:rPr>
+      </w:pPr>
+      <w:r>
+        <w:rPr>
+          <w:rFonts w:asciiTheme="majorHAnsi" w:eastAsia="FangSong" w:hAnsiTheme="majorHAnsi" w:cstheme="majorHAnsi"/>
+          <w:b/>
+          <w:sz w:val="22"/>
+          <w:szCs w:val="22"/>
+        </w:rPr>
+        <w:t xml:space="preserve">Shu, Zheng, and Hui (2018). </w:t>
+      </w:r>
+      <w:r>
+        <w:rPr>
+          <w:rFonts w:asciiTheme="majorHAnsi" w:eastAsia="FangSong" w:hAnsiTheme="majorHAnsi" w:cstheme="majorHAnsi"/>
+          <w:i/>
+          <w:sz w:val="22"/>
+          <w:szCs w:val="22"/>
+        </w:rPr>
+        <w:t>ACM Multimedia Systems Conference (MMSys ’18).</w:t>
+      </w:r>
+      <w:r>
+        <w:rPr>
+          <w:rFonts w:asciiTheme="majorHAnsi" w:eastAsia="FangSong" w:hAnsiTheme="majorHAnsi" w:cstheme="majorHAnsi"/>
+          <w:sz w:val="22"/>
+          <w:szCs w:val="22"/>
+        </w:rPr>
+        <w:t xml:space="preserve"> Their Cardea system builds directly on FaceBlock’s visual-privacy premise, extending it into context-aware photo capture and sharing.</w:t>
+      </w:r>
+    </w:p>
+    <w:p>
+      <w:pPr>
+        <w:spacing w:after="120"/>
+        <w:contextualSpacing/>
+        <w:rPr>
+          <w:rFonts w:asciiTheme="majorHAnsi" w:eastAsia="FangSong" w:hAnsiTheme="majorHAnsi" w:cstheme="majorHAnsi"/>
+          <w:b/>
+          <w:caps/>
+          <w:sz w:val="22"/>
+          <w:szCs w:val="22"/>
+        </w:rPr>
+      </w:pPr>
+    </w:p>
+    <w:p>
+      <w:pPr>
         <w:spacing w:after="120"/>
         <w:contextualSpacing/>
         <w:rPr>
@@ -4683,6 +4133,8 @@
         <w:contextualSpacing/>
         <w:rPr>
           <w:rFonts w:asciiTheme="majorHAnsi" w:eastAsia="FangSong" w:hAnsiTheme="majorHAnsi" w:cstheme="majorHAnsi"/>
+          <w:b/>
+          <w:bCs/>
           <w:caps/>
           <w:sz w:val="22"/>
           <w:szCs w:val="22"/>
@@ -4691,6 +4143,8 @@
       <w:r>
         <w:rPr>
           <w:rFonts w:asciiTheme="majorHAnsi" w:eastAsia="FangSong" w:hAnsiTheme="majorHAnsi" w:cstheme="majorHAnsi"/>
+          <w:b/>
+          <w:bCs/>
           <w:caps/>
           <w:sz w:val="22"/>
           <w:szCs w:val="22"/>
@@ -4761,6 +4215,8 @@
         <w:contextualSpacing/>
         <w:rPr>
           <w:rFonts w:asciiTheme="majorHAnsi" w:eastAsia="FangSong" w:hAnsiTheme="majorHAnsi" w:cstheme="majorHAnsi"/>
+          <w:b/>
+          <w:bCs/>
           <w:caps/>
           <w:sz w:val="22"/>
           <w:szCs w:val="22"/>
@@ -4769,6 +4225,8 @@
       <w:r>
         <w:rPr>
           <w:rFonts w:asciiTheme="majorHAnsi" w:eastAsia="FangSong" w:hAnsiTheme="majorHAnsi" w:cstheme="majorHAnsi"/>
+          <w:b/>
+          <w:bCs/>
           <w:caps/>
           <w:sz w:val="22"/>
           <w:szCs w:val="22"/>
@@ -4853,25 +4311,7 @@
                 <w:sz w:val="22"/>
                 <w:szCs w:val="22"/>
               </w:rPr>
-              <w:t>Reviewer, IEEE Transactions on Dependable and Secure Computing (TDSC) —</w:t>
-            </w:r>
-            <w:r>
-              <w:rPr>
-                <w:rFonts w:asciiTheme="majorHAnsi" w:eastAsia="FangSong" w:hAnsiTheme="majorHAnsi" w:cstheme="majorHAnsi"/>
-                <w:color w:val="000000"/>
-                <w:sz w:val="22"/>
-                <w:szCs w:val="22"/>
-              </w:rPr>
-              <w:t xml:space="preserve"> </w:t>
-            </w:r>
-            <w:r>
-              <w:rPr>
-                <w:rFonts w:asciiTheme="majorHAnsi" w:eastAsia="FangSong" w:hAnsiTheme="majorHAnsi" w:cstheme="majorHAnsi"/>
-                <w:color w:val="000000"/>
-                <w:sz w:val="22"/>
-                <w:szCs w:val="22"/>
-              </w:rPr>
-              <w:t>Reviewed multiple manuscripts including "AdaptiveShield," "SOOM," and "DP-Trojan"</w:t>
+              <w:t>Reviewer, IEEE Transactions on Dependable and Secure Computing (TDSC) — Reviewed multiple manuscripts including "AdaptiveShield," "SOOM," and "DP-Trojan"</w:t>
             </w:r>
           </w:p>
         </w:tc>
@@ -4945,16 +4385,7 @@
                 <w:sz w:val="22"/>
                 <w:szCs w:val="22"/>
               </w:rPr>
-              <w:t xml:space="preserve">Reviewer </w:t>
-            </w:r>
-            <w:r>
-              <w:rPr>
-                <w:rFonts w:asciiTheme="majorHAnsi" w:eastAsia="FangSong" w:hAnsiTheme="majorHAnsi" w:cstheme="majorHAnsi"/>
-                <w:color w:val="000000"/>
-                <w:sz w:val="22"/>
-                <w:szCs w:val="22"/>
-              </w:rPr>
-              <w:t>Social Network Analysis and Mining</w:t>
+              <w:t>Reviewer Social Network Analysis and Mining</w:t>
             </w:r>
           </w:p>
         </w:tc>
@@ -5015,6 +4446,8 @@
         <w:contextualSpacing/>
         <w:rPr>
           <w:rFonts w:asciiTheme="majorHAnsi" w:eastAsia="FangSong" w:hAnsiTheme="majorHAnsi" w:cstheme="majorHAnsi"/>
+          <w:b/>
+          <w:bCs/>
           <w:caps/>
           <w:sz w:val="22"/>
           <w:szCs w:val="22"/>
@@ -5023,6 +4456,8 @@
       <w:r>
         <w:rPr>
           <w:rFonts w:asciiTheme="majorHAnsi" w:eastAsia="FangSong" w:hAnsiTheme="majorHAnsi" w:cstheme="majorHAnsi"/>
+          <w:b/>
+          <w:bCs/>
           <w:caps/>
           <w:sz w:val="22"/>
           <w:szCs w:val="22"/>
@@ -5120,6 +4555,8 @@
         <w:contextualSpacing/>
         <w:rPr>
           <w:rFonts w:asciiTheme="majorHAnsi" w:eastAsia="FangSong" w:hAnsiTheme="majorHAnsi" w:cstheme="majorHAnsi"/>
+          <w:b/>
+          <w:bCs/>
           <w:caps/>
           <w:sz w:val="22"/>
           <w:szCs w:val="22"/>
@@ -5128,6 +4565,8 @@
       <w:r>
         <w:rPr>
           <w:rFonts w:asciiTheme="majorHAnsi" w:eastAsia="FangSong" w:hAnsiTheme="majorHAnsi" w:cstheme="majorHAnsi"/>
+          <w:b/>
+          <w:bCs/>
           <w:caps/>
           <w:sz w:val="22"/>
           <w:szCs w:val="22"/>
@@ -5174,6 +4613,7 @@
                 <w:sz w:val="22"/>
                 <w:szCs w:val="22"/>
               </w:rPr>
+              <w:lastRenderedPageBreak/>
               <w:t>Reviewer, ACM CHI Conference on Human Factors in Computing Systems (CHI 2017)</w:t>
             </w:r>
           </w:p>
@@ -5228,7 +4668,6 @@
                 <w:sz w:val="22"/>
                 <w:szCs w:val="22"/>
               </w:rPr>
-              <w:lastRenderedPageBreak/>
               <w:t>Sub-reviewer, 25th International World Wide Web Conference (WWW 2016)</w:t>
             </w:r>
           </w:p>
@@ -5628,25 +5067,7 @@
                 <w:sz w:val="22"/>
                 <w:szCs w:val="22"/>
               </w:rPr>
-              <w:t xml:space="preserve"> Access Control (PhD dissertation project): Develop</w:t>
-            </w:r>
-            <w:r>
-              <w:rPr>
-                <w:rFonts w:asciiTheme="majorHAnsi" w:eastAsia="FangSong" w:hAnsiTheme="majorHAnsi" w:cstheme="majorHAnsi"/>
-                <w:color w:val="000000"/>
-                <w:sz w:val="22"/>
-                <w:szCs w:val="22"/>
-              </w:rPr>
-              <w:t>ed</w:t>
-            </w:r>
-            <w:r>
-              <w:rPr>
-                <w:rFonts w:asciiTheme="majorHAnsi" w:eastAsia="FangSong" w:hAnsiTheme="majorHAnsi" w:cstheme="majorHAnsi"/>
-                <w:color w:val="000000"/>
-                <w:sz w:val="22"/>
-                <w:szCs w:val="22"/>
-              </w:rPr>
-              <w:t xml:space="preserve"> a framework for capturing user access control policies that are fine-grained, context-sensitive and are represented using Semantic Web technologies and thereby managing access control decisions for user data on mobile devices. Funded by NSF grants 0910838, 1228198 and MURI award FA9550-08-1-0265 from the Air Force Office of Scientific Research.</w:t>
+              <w:t xml:space="preserve"> Access Control (PhD dissertation project): Developed a framework for capturing user access control policies that are fine-grained, context-sensitive and are represented using Semantic Web technologies and thereby managing access control decisions for user data on mobile devices. Funded by NSF grants 0910838, 1228198 and MURI award FA9550-08-1-0265 from the Air Force Office of Scientific Research.</w:t>
             </w:r>
           </w:p>
         </w:tc>
@@ -5810,97 +5231,7 @@
                 <w:sz w:val="22"/>
                 <w:szCs w:val="22"/>
               </w:rPr>
-              <w:t xml:space="preserve"> (</w:t>
-            </w:r>
-            <w:r>
-              <w:rPr>
-                <w:rFonts w:asciiTheme="majorHAnsi" w:eastAsia="FangSong" w:hAnsiTheme="majorHAnsi" w:cstheme="majorHAnsi"/>
-                <w:color w:val="000000"/>
-                <w:sz w:val="22"/>
-                <w:szCs w:val="22"/>
-              </w:rPr>
-              <w:t>second</w:t>
-            </w:r>
-            <w:r>
-              <w:rPr>
-                <w:rFonts w:asciiTheme="majorHAnsi" w:eastAsia="FangSong" w:hAnsiTheme="majorHAnsi" w:cstheme="majorHAnsi"/>
-                <w:color w:val="000000"/>
-                <w:sz w:val="22"/>
-                <w:szCs w:val="22"/>
-              </w:rPr>
-              <w:t xml:space="preserve"> part of PhD dissertation)</w:t>
-            </w:r>
-            <w:r>
-              <w:rPr>
-                <w:rFonts w:asciiTheme="majorHAnsi" w:eastAsia="FangSong" w:hAnsiTheme="majorHAnsi" w:cstheme="majorHAnsi"/>
-                <w:color w:val="000000"/>
-                <w:sz w:val="22"/>
-                <w:szCs w:val="22"/>
-              </w:rPr>
-              <w:t xml:space="preserve">: Developed a </w:t>
-            </w:r>
-            <w:r>
-              <w:rPr>
-                <w:rFonts w:asciiTheme="majorHAnsi" w:eastAsia="FangSong" w:hAnsiTheme="majorHAnsi" w:cstheme="majorHAnsi"/>
-                <w:color w:val="000000"/>
-                <w:sz w:val="22"/>
-                <w:szCs w:val="22"/>
-              </w:rPr>
-              <w:t xml:space="preserve">Machine Learning </w:t>
-            </w:r>
-            <w:r>
-              <w:rPr>
-                <w:rFonts w:asciiTheme="majorHAnsi" w:eastAsia="FangSong" w:hAnsiTheme="majorHAnsi" w:cstheme="majorHAnsi"/>
-                <w:color w:val="000000"/>
-                <w:sz w:val="22"/>
-                <w:szCs w:val="22"/>
-              </w:rPr>
-              <w:t xml:space="preserve">classifier to determine if a mobile </w:t>
-            </w:r>
-            <w:r>
-              <w:rPr>
-                <w:rFonts w:asciiTheme="majorHAnsi" w:eastAsia="FangSong" w:hAnsiTheme="majorHAnsi" w:cstheme="majorHAnsi"/>
-                <w:color w:val="000000"/>
-                <w:sz w:val="22"/>
-                <w:szCs w:val="22"/>
-              </w:rPr>
-              <w:t>application</w:t>
-            </w:r>
-            <w:r>
-              <w:rPr>
-                <w:rFonts w:asciiTheme="majorHAnsi" w:eastAsia="FangSong" w:hAnsiTheme="majorHAnsi" w:cstheme="majorHAnsi"/>
-                <w:color w:val="000000"/>
-                <w:sz w:val="22"/>
-                <w:szCs w:val="22"/>
-              </w:rPr>
-              <w:t>’s</w:t>
-            </w:r>
-            <w:r>
-              <w:rPr>
-                <w:rFonts w:asciiTheme="majorHAnsi" w:eastAsia="FangSong" w:hAnsiTheme="majorHAnsi" w:cstheme="majorHAnsi"/>
-                <w:color w:val="000000"/>
-                <w:sz w:val="22"/>
-                <w:szCs w:val="22"/>
-              </w:rPr>
-              <w:t xml:space="preserve"> behavior at the operating system level, </w:t>
-            </w:r>
-            <w:r>
-              <w:rPr>
-                <w:rFonts w:asciiTheme="majorHAnsi" w:eastAsia="FangSong" w:hAnsiTheme="majorHAnsi" w:cstheme="majorHAnsi"/>
-                <w:color w:val="000000"/>
-                <w:sz w:val="22"/>
-                <w:szCs w:val="22"/>
-              </w:rPr>
-              <w:t>was</w:t>
-            </w:r>
-            <w:r>
-              <w:rPr>
-                <w:rFonts w:asciiTheme="majorHAnsi" w:eastAsia="FangSong" w:hAnsiTheme="majorHAnsi" w:cstheme="majorHAnsi"/>
-                <w:color w:val="000000"/>
-                <w:sz w:val="22"/>
-                <w:szCs w:val="22"/>
-              </w:rPr>
-              <w:t xml:space="preserve"> potentially malicious versus benign.</w:t>
+              <w:t xml:space="preserve"> (second part of PhD dissertation): Developed a Machine Learning classifier to determine if a mobile application’s behavior at the operating system level, was potentially malicious versus benign.</w:t>
             </w:r>
           </w:p>
         </w:tc>
@@ -6066,25 +5397,7 @@
                 <w:sz w:val="22"/>
                 <w:szCs w:val="22"/>
               </w:rPr>
-              <w:t xml:space="preserve"> (Privacy-Aware Pictures): Built a </w:t>
-            </w:r>
-            <w:r>
-              <w:rPr>
-                <w:rFonts w:asciiTheme="majorHAnsi" w:eastAsia="FangSong" w:hAnsiTheme="majorHAnsi" w:cstheme="majorHAnsi"/>
-                <w:color w:val="000000"/>
-                <w:sz w:val="22"/>
-                <w:szCs w:val="22"/>
-              </w:rPr>
-              <w:t>proof-of-concept</w:t>
-            </w:r>
-            <w:r>
-              <w:rPr>
-                <w:rFonts w:asciiTheme="majorHAnsi" w:eastAsia="FangSong" w:hAnsiTheme="majorHAnsi" w:cstheme="majorHAnsi"/>
-                <w:color w:val="000000"/>
-                <w:sz w:val="22"/>
-                <w:szCs w:val="22"/>
-              </w:rPr>
-              <w:t xml:space="preserve"> system capable of taking Privacy-Aware Pictures while using Google Glass. Funded by NSF grants 0910838 and MURI award FA9550-08-1-0265 from the Air Force Office of Scientific Research.</w:t>
+              <w:t xml:space="preserve"> (Privacy-Aware Pictures): Built a proof-of-concept system capable of taking Privacy-Aware Pictures while using Google Glass. Funded by NSF grants 0910838 and MURI award FA9550-08-1-0265 from the Air Force Office of Scientific Research.</w:t>
             </w:r>
           </w:p>
         </w:tc>
@@ -6263,6 +5576,27 @@
     </w:p>
     <w:p>
       <w:pPr>
+        <w:rPr>
+          <w:rFonts w:asciiTheme="majorHAnsi" w:eastAsia="FangSong" w:hAnsiTheme="majorHAnsi" w:cstheme="majorHAnsi"/>
+          <w:b/>
+          <w:caps/>
+          <w:sz w:val="22"/>
+          <w:szCs w:val="22"/>
+        </w:rPr>
+      </w:pPr>
+      <w:r>
+        <w:rPr>
+          <w:rFonts w:asciiTheme="majorHAnsi" w:eastAsia="FangSong" w:hAnsiTheme="majorHAnsi" w:cstheme="majorHAnsi"/>
+          <w:b/>
+          <w:caps/>
+          <w:sz w:val="22"/>
+          <w:szCs w:val="22"/>
+        </w:rPr>
+        <w:br w:type="page"/>
+      </w:r>
+    </w:p>
+    <w:p>
+      <w:pPr>
         <w:spacing w:after="120"/>
         <w:contextualSpacing/>
         <w:rPr>
@@ -6281,6 +5615,7 @@
           <w:sz w:val="22"/>
           <w:szCs w:val="22"/>
         </w:rPr>
+        <w:lastRenderedPageBreak/>
         <w:t>TALKS</w:t>
       </w:r>
     </w:p>
@@ -6381,7 +5716,6 @@
                 <w:sz w:val="22"/>
                 <w:szCs w:val="22"/>
               </w:rPr>
-              <w:lastRenderedPageBreak/>
               <w:t>2016</w:t>
             </w:r>
           </w:p>
@@ -6422,55 +5756,7 @@
                 <w:sz w:val="22"/>
                 <w:szCs w:val="22"/>
               </w:rPr>
-              <w:t xml:space="preserve"> </w:t>
-            </w:r>
-            <w:r>
-              <w:rPr>
-                <w:rFonts w:asciiTheme="majorHAnsi" w:eastAsia="FangSong" w:hAnsiTheme="majorHAnsi" w:cstheme="majorHAnsi"/>
-                <w:sz w:val="22"/>
-                <w:szCs w:val="22"/>
-              </w:rPr>
-              <w:t>IEEE International Conference on Collaboration and Internet Computing (CIC 2016), Nov 1</w:t>
-            </w:r>
-            <w:r>
-              <w:rPr>
-                <w:rFonts w:asciiTheme="majorHAnsi" w:eastAsia="FangSong" w:hAnsiTheme="majorHAnsi" w:cstheme="majorHAnsi"/>
-                <w:sz w:val="22"/>
-                <w:szCs w:val="22"/>
-              </w:rPr>
-              <w:t xml:space="preserve"> </w:t>
-            </w:r>
-            <w:r>
-              <w:rPr>
-                <w:rFonts w:asciiTheme="majorHAnsi" w:eastAsia="FangSong" w:hAnsiTheme="majorHAnsi" w:cstheme="majorHAnsi"/>
-                <w:sz w:val="22"/>
-                <w:szCs w:val="22"/>
-              </w:rPr>
-              <w:t>–</w:t>
-            </w:r>
-            <w:r>
-              <w:rPr>
-                <w:rFonts w:asciiTheme="majorHAnsi" w:eastAsia="FangSong" w:hAnsiTheme="majorHAnsi" w:cstheme="majorHAnsi"/>
-                <w:sz w:val="22"/>
-                <w:szCs w:val="22"/>
-              </w:rPr>
-              <w:t xml:space="preserve"> </w:t>
-            </w:r>
-            <w:r>
-              <w:rPr>
-                <w:rFonts w:asciiTheme="majorHAnsi" w:eastAsia="FangSong" w:hAnsiTheme="majorHAnsi" w:cstheme="majorHAnsi"/>
-                <w:sz w:val="22"/>
-                <w:szCs w:val="22"/>
-              </w:rPr>
-              <w:t>3</w:t>
-            </w:r>
-            <w:r>
-              <w:rPr>
-                <w:rFonts w:asciiTheme="majorHAnsi" w:eastAsia="FangSong" w:hAnsiTheme="majorHAnsi" w:cstheme="majorHAnsi"/>
-                <w:sz w:val="22"/>
-                <w:szCs w:val="22"/>
-              </w:rPr>
-              <w:t>, 2016</w:t>
+              <w:t xml:space="preserve"> IEEE International Conference on Collaboration and Internet Computing (CIC 2016), Nov 1 – 3, 2016</w:t>
             </w:r>
           </w:p>
         </w:tc>
@@ -6535,15 +5821,7 @@
                 <w:sz w:val="22"/>
                 <w:szCs w:val="22"/>
               </w:rPr>
-              <w:t xml:space="preserve"> </w:t>
-            </w:r>
-            <w:r>
-              <w:rPr>
-                <w:rFonts w:asciiTheme="majorHAnsi" w:eastAsia="FangSong" w:hAnsiTheme="majorHAnsi" w:cstheme="majorHAnsi"/>
-                <w:sz w:val="22"/>
-                <w:szCs w:val="22"/>
-              </w:rPr>
-              <w:t>Workshop on Society, Privacy and the Semantic Web - Policy and Technology (PrivOn 2016) co-located with the 15</w:t>
+              <w:t xml:space="preserve"> Workshop on Society, Privacy and the Semantic Web - Policy and Technology (PrivOn 2016) co-located with the 15</w:t>
             </w:r>
             <w:r>
               <w:rPr>
@@ -6560,47 +5838,7 @@
                 <w:sz w:val="22"/>
                 <w:szCs w:val="22"/>
               </w:rPr>
-              <w:t xml:space="preserve"> </w:t>
-            </w:r>
-            <w:r>
-              <w:rPr>
-                <w:rFonts w:asciiTheme="majorHAnsi" w:eastAsia="FangSong" w:hAnsiTheme="majorHAnsi" w:cstheme="majorHAnsi"/>
-                <w:sz w:val="22"/>
-                <w:szCs w:val="22"/>
-              </w:rPr>
-              <w:t>International Semantic Web Conference (ISWC 2016), Oct 17</w:t>
-            </w:r>
-            <w:r>
-              <w:rPr>
-                <w:rFonts w:asciiTheme="majorHAnsi" w:eastAsia="FangSong" w:hAnsiTheme="majorHAnsi" w:cstheme="majorHAnsi"/>
-                <w:sz w:val="22"/>
-                <w:szCs w:val="22"/>
-              </w:rPr>
-              <w:t xml:space="preserve"> </w:t>
-            </w:r>
-            <w:r>
-              <w:rPr>
-                <w:rFonts w:asciiTheme="majorHAnsi" w:eastAsia="FangSong" w:hAnsiTheme="majorHAnsi" w:cstheme="majorHAnsi"/>
-                <w:sz w:val="22"/>
-                <w:szCs w:val="22"/>
-              </w:rPr>
-              <w:t>–</w:t>
-            </w:r>
-            <w:r>
-              <w:rPr>
-                <w:rFonts w:asciiTheme="majorHAnsi" w:eastAsia="FangSong" w:hAnsiTheme="majorHAnsi" w:cstheme="majorHAnsi"/>
-                <w:sz w:val="22"/>
-                <w:szCs w:val="22"/>
-              </w:rPr>
-              <w:t xml:space="preserve"> </w:t>
-            </w:r>
-            <w:r>
-              <w:rPr>
-                <w:rFonts w:asciiTheme="majorHAnsi" w:eastAsia="FangSong" w:hAnsiTheme="majorHAnsi" w:cstheme="majorHAnsi"/>
-                <w:sz w:val="22"/>
-                <w:szCs w:val="22"/>
-              </w:rPr>
-              <w:t>21</w:t>
+              <w:t xml:space="preserve"> International Semantic Web Conference (ISWC 2016), Oct 17 – 21</w:t>
             </w:r>
           </w:p>
         </w:tc>
@@ -6657,25 +5895,7 @@
                 <w:sz w:val="22"/>
                 <w:szCs w:val="22"/>
               </w:rPr>
-              <w:t xml:space="preserve">Context-sensitive </w:t>
-            </w:r>
-            <w:r>
-              <w:rPr>
-                <w:rFonts w:asciiTheme="majorHAnsi" w:eastAsia="FangSong" w:hAnsiTheme="majorHAnsi" w:cstheme="majorHAnsi"/>
-                <w:color w:val="000000"/>
-                <w:sz w:val="22"/>
-                <w:szCs w:val="22"/>
-              </w:rPr>
-              <w:t>policy-based</w:t>
-            </w:r>
-            <w:r>
-              <w:rPr>
-                <w:rFonts w:asciiTheme="majorHAnsi" w:eastAsia="FangSong" w:hAnsiTheme="majorHAnsi" w:cstheme="majorHAnsi"/>
-                <w:color w:val="000000"/>
-                <w:sz w:val="22"/>
-                <w:szCs w:val="22"/>
-              </w:rPr>
-              <w:t xml:space="preserve"> security in internet of things.” At the </w:t>
+              <w:t xml:space="preserve">Context-sensitive policy-based security in internet of things.” At the </w:t>
             </w:r>
             <w:r>
               <w:rPr>
@@ -6742,31 +5962,7 @@
                 <w:sz w:val="22"/>
                 <w:szCs w:val="22"/>
               </w:rPr>
-              <w:t xml:space="preserve">Short 3-minute talk </w:t>
-            </w:r>
-            <w:r>
-              <w:rPr>
-                <w:rFonts w:asciiTheme="majorHAnsi" w:eastAsia="FangSong" w:hAnsiTheme="majorHAnsi" w:cstheme="majorHAnsi"/>
-                <w:sz w:val="22"/>
-                <w:szCs w:val="22"/>
-              </w:rPr>
-              <w:t xml:space="preserve">“Energy Efficient, Context-Dependent Privacy and Security Management on Mobile Devices” </w:t>
-            </w:r>
-            <w:r>
-              <w:rPr>
-                <w:rFonts w:asciiTheme="majorHAnsi" w:eastAsia="FangSong" w:hAnsiTheme="majorHAnsi" w:cstheme="majorHAnsi"/>
-                <w:sz w:val="22"/>
-                <w:szCs w:val="22"/>
-              </w:rPr>
-              <w:t>A</w:t>
-            </w:r>
-            <w:r>
-              <w:rPr>
-                <w:rFonts w:asciiTheme="majorHAnsi" w:eastAsia="FangSong" w:hAnsiTheme="majorHAnsi" w:cstheme="majorHAnsi"/>
-                <w:sz w:val="22"/>
-                <w:szCs w:val="22"/>
-              </w:rPr>
-              <w:t>t the 38</w:t>
+              <w:t>Short 3-minute talk “Energy Efficient, Context-Dependent Privacy and Security Management on Mobile Devices” At the 38</w:t>
             </w:r>
             <w:r>
               <w:rPr>
@@ -6848,23 +6044,7 @@
                 <w:sz w:val="22"/>
                 <w:szCs w:val="22"/>
               </w:rPr>
-              <w:t xml:space="preserve"> International Semanti</w:t>
-            </w:r>
-            <w:r>
-              <w:rPr>
-                <w:rFonts w:asciiTheme="majorHAnsi" w:eastAsia="FangSong" w:hAnsiTheme="majorHAnsi" w:cstheme="majorHAnsi"/>
-                <w:sz w:val="22"/>
-                <w:szCs w:val="22"/>
-              </w:rPr>
-              <w:t xml:space="preserve">c Web Conference (ISWC </w:t>
-            </w:r>
-            <w:r>
-              <w:rPr>
-                <w:rFonts w:asciiTheme="majorHAnsi" w:eastAsia="FangSong" w:hAnsiTheme="majorHAnsi" w:cstheme="majorHAnsi"/>
-                <w:sz w:val="22"/>
-                <w:szCs w:val="22"/>
-              </w:rPr>
-              <w:t>2015), Oct 11 – 15</w:t>
+              <w:t xml:space="preserve"> International Semantic Web Conference (ISWC 2015), Oct 11 – 15</w:t>
             </w:r>
           </w:p>
         </w:tc>
@@ -6912,15 +6092,7 @@
                 <w:sz w:val="22"/>
                 <w:szCs w:val="22"/>
               </w:rPr>
-              <w:t xml:space="preserve">Research presented </w:t>
-            </w:r>
-            <w:r>
-              <w:rPr>
-                <w:rFonts w:asciiTheme="majorHAnsi" w:eastAsia="FangSong" w:hAnsiTheme="majorHAnsi" w:cstheme="majorHAnsi"/>
-                <w:sz w:val="22"/>
-                <w:szCs w:val="22"/>
-              </w:rPr>
-              <w:t>“</w:t>
+              <w:t>Research presented “</w:t>
             </w:r>
             <w:r>
               <w:rPr>
@@ -6990,57 +6162,15 @@
                 <w:szCs w:val="22"/>
                 <w:shd w:val="clear" w:color="auto" w:fill="FFFFFF"/>
               </w:rPr>
-              <w:t>? App analytics to the rescue</w:t>
-            </w:r>
-            <w:r>
-              <w:rPr>
-                <w:rFonts w:asciiTheme="majorHAnsi" w:eastAsia="FangSong" w:hAnsiTheme="majorHAnsi" w:cstheme="majorHAnsi"/>
-                <w:color w:val="222222"/>
-                <w:sz w:val="22"/>
-                <w:szCs w:val="22"/>
-                <w:shd w:val="clear" w:color="auto" w:fill="FFFFFF"/>
-              </w:rPr>
-              <w:t>.</w:t>
-            </w:r>
-            <w:r>
-              <w:rPr>
-                <w:rFonts w:asciiTheme="majorHAnsi" w:eastAsia="FangSong" w:hAnsiTheme="majorHAnsi" w:cstheme="majorHAnsi"/>
-                <w:sz w:val="22"/>
-                <w:szCs w:val="22"/>
-              </w:rPr>
-              <w:t xml:space="preserve">” </w:t>
-            </w:r>
-            <w:r>
-              <w:rPr>
-                <w:rFonts w:asciiTheme="majorHAnsi" w:eastAsia="FangSong" w:hAnsiTheme="majorHAnsi" w:cstheme="majorHAnsi"/>
-                <w:sz w:val="22"/>
-                <w:szCs w:val="22"/>
-              </w:rPr>
-              <w:t>A</w:t>
-            </w:r>
-            <w:r>
-              <w:rPr>
-                <w:rFonts w:asciiTheme="majorHAnsi" w:eastAsia="FangSong" w:hAnsiTheme="majorHAnsi" w:cstheme="majorHAnsi"/>
-                <w:sz w:val="22"/>
-                <w:szCs w:val="22"/>
-              </w:rPr>
-              <w:t>t the UMBC Cyber Defense Lab</w:t>
-            </w:r>
-            <w:r>
-              <w:rPr>
-                <w:rFonts w:asciiTheme="majorHAnsi" w:eastAsia="FangSong" w:hAnsiTheme="majorHAnsi" w:cstheme="majorHAnsi"/>
-                <w:sz w:val="22"/>
-                <w:szCs w:val="22"/>
-              </w:rPr>
-              <w:t xml:space="preserve"> Meeting</w:t>
-            </w:r>
-            <w:r>
-              <w:rPr>
-                <w:rFonts w:asciiTheme="majorHAnsi" w:eastAsia="FangSong" w:hAnsiTheme="majorHAnsi" w:cstheme="majorHAnsi"/>
-                <w:sz w:val="22"/>
-                <w:szCs w:val="22"/>
-              </w:rPr>
-              <w:t>, Oct 23</w:t>
+              <w:t>? App analytics to the rescue.</w:t>
+            </w:r>
+            <w:r>
+              <w:rPr>
+                <w:rFonts w:asciiTheme="majorHAnsi" w:eastAsia="FangSong" w:hAnsiTheme="majorHAnsi" w:cstheme="majorHAnsi"/>
+                <w:sz w:val="22"/>
+                <w:szCs w:val="22"/>
+              </w:rPr>
+              <w:t>” At the UMBC Cyber Defense Lab Meeting, Oct 23</w:t>
             </w:r>
           </w:p>
         </w:tc>
@@ -7105,39 +6235,7 @@
                 <w:sz w:val="22"/>
                 <w:szCs w:val="22"/>
               </w:rPr>
-              <w:t xml:space="preserve"> International workshop on Mobile Computing Systems and Applications (HotMobile 2013), Feb 26</w:t>
-            </w:r>
-            <w:r>
-              <w:rPr>
-                <w:rFonts w:asciiTheme="majorHAnsi" w:eastAsia="FangSong" w:hAnsiTheme="majorHAnsi" w:cstheme="majorHAnsi"/>
-                <w:sz w:val="22"/>
-                <w:szCs w:val="22"/>
-              </w:rPr>
-              <w:t xml:space="preserve"> </w:t>
-            </w:r>
-            <w:r>
-              <w:rPr>
-                <w:rFonts w:asciiTheme="majorHAnsi" w:eastAsia="FangSong" w:hAnsiTheme="majorHAnsi" w:cstheme="majorHAnsi"/>
-                <w:sz w:val="22"/>
-                <w:szCs w:val="22"/>
-              </w:rPr>
-              <w:t>–</w:t>
-            </w:r>
-            <w:r>
-              <w:rPr>
-                <w:rFonts w:asciiTheme="majorHAnsi" w:eastAsia="FangSong" w:hAnsiTheme="majorHAnsi" w:cstheme="majorHAnsi"/>
-                <w:sz w:val="22"/>
-                <w:szCs w:val="22"/>
-              </w:rPr>
-              <w:t xml:space="preserve"> </w:t>
-            </w:r>
-            <w:r>
-              <w:rPr>
-                <w:rFonts w:asciiTheme="majorHAnsi" w:eastAsia="FangSong" w:hAnsiTheme="majorHAnsi" w:cstheme="majorHAnsi"/>
-                <w:sz w:val="22"/>
-                <w:szCs w:val="22"/>
-              </w:rPr>
-              <w:t>27</w:t>
+              <w:t xml:space="preserve"> International workshop on Mobile Computing Systems and Applications (HotMobile 2013), Feb 26 – 27</w:t>
             </w:r>
           </w:p>
         </w:tc>
@@ -7278,23 +6376,7 @@
                 <w:sz w:val="22"/>
                 <w:szCs w:val="22"/>
               </w:rPr>
-              <w:t xml:space="preserve">Part-time </w:t>
-            </w:r>
-            <w:r>
-              <w:rPr>
-                <w:rFonts w:asciiTheme="majorHAnsi" w:eastAsia="FangSong" w:hAnsiTheme="majorHAnsi" w:cstheme="majorHAnsi"/>
-                <w:sz w:val="22"/>
-                <w:szCs w:val="22"/>
-              </w:rPr>
-              <w:t>TA</w:t>
-            </w:r>
-            <w:r>
-              <w:rPr>
-                <w:rFonts w:asciiTheme="majorHAnsi" w:eastAsia="FangSong" w:hAnsiTheme="majorHAnsi" w:cstheme="majorHAnsi"/>
-                <w:sz w:val="22"/>
-                <w:szCs w:val="22"/>
-              </w:rPr>
-              <w:t xml:space="preserve"> for Wireless Mobile Systems Security (Undergrad)</w:t>
+              <w:t>Part-time TA for Wireless Mobile Systems Security (Undergrad)</w:t>
             </w:r>
           </w:p>
         </w:tc>
@@ -7344,23 +6426,7 @@
                 <w:sz w:val="22"/>
                 <w:szCs w:val="22"/>
               </w:rPr>
-              <w:t>Guest Lecturer</w:t>
-            </w:r>
-            <w:r>
-              <w:rPr>
-                <w:rFonts w:asciiTheme="majorHAnsi" w:eastAsia="FangSong" w:hAnsiTheme="majorHAnsi" w:cstheme="majorHAnsi"/>
-                <w:sz w:val="22"/>
-                <w:szCs w:val="22"/>
-              </w:rPr>
-              <w:t xml:space="preserve"> for </w:t>
-            </w:r>
-            <w:r>
-              <w:rPr>
-                <w:rFonts w:asciiTheme="majorHAnsi" w:eastAsia="FangSong" w:hAnsiTheme="majorHAnsi" w:cstheme="majorHAnsi"/>
-                <w:sz w:val="22"/>
-                <w:szCs w:val="22"/>
-              </w:rPr>
-              <w:t>Semantic Web (Grad)</w:t>
+              <w:t>Guest Lecturer for Semantic Web (Grad)</w:t>
             </w:r>
           </w:p>
         </w:tc>
@@ -7410,15 +6476,7 @@
                 <w:sz w:val="22"/>
                 <w:szCs w:val="22"/>
               </w:rPr>
-              <w:t>TA</w:t>
-            </w:r>
-            <w:r>
-              <w:rPr>
-                <w:rFonts w:asciiTheme="majorHAnsi" w:eastAsia="FangSong" w:hAnsiTheme="majorHAnsi" w:cstheme="majorHAnsi"/>
-                <w:sz w:val="22"/>
-                <w:szCs w:val="22"/>
-              </w:rPr>
-              <w:t xml:space="preserve"> for Software Engineering (Grad)</w:t>
+              <w:t>TA for Software Engineering (Grad)</w:t>
             </w:r>
           </w:p>
         </w:tc>
@@ -7492,31 +6550,7 @@
                 <w:sz w:val="22"/>
                 <w:szCs w:val="22"/>
               </w:rPr>
-              <w:t>Fall 2010</w:t>
-            </w:r>
-            <w:r>
-              <w:rPr>
-                <w:rFonts w:asciiTheme="majorHAnsi" w:eastAsia="FangSong" w:hAnsiTheme="majorHAnsi" w:cstheme="majorHAnsi"/>
-                <w:sz w:val="22"/>
-                <w:szCs w:val="22"/>
-              </w:rPr>
-              <w:t xml:space="preserve"> - </w:t>
-            </w:r>
-            <w:r>
-              <w:rPr>
-                <w:rFonts w:asciiTheme="majorHAnsi" w:eastAsia="FangSong" w:hAnsiTheme="majorHAnsi" w:cstheme="majorHAnsi"/>
-                <w:sz w:val="22"/>
-                <w:szCs w:val="22"/>
-              </w:rPr>
-              <w:t xml:space="preserve">Spring </w:t>
-            </w:r>
-            <w:r>
-              <w:rPr>
-                <w:rFonts w:asciiTheme="majorHAnsi" w:eastAsia="FangSong" w:hAnsiTheme="majorHAnsi" w:cstheme="majorHAnsi"/>
-                <w:sz w:val="22"/>
-                <w:szCs w:val="22"/>
-              </w:rPr>
-              <w:t>2012</w:t>
+              <w:t>Fall 2010 - Spring 2012</w:t>
             </w:r>
           </w:p>
         </w:tc>
@@ -7553,17 +6587,7 @@
           <w:sz w:val="22"/>
           <w:szCs w:val="22"/>
         </w:rPr>
-        <w:t xml:space="preserve">Extracurricular </w:t>
-      </w:r>
-      <w:r>
-        <w:rPr>
-          <w:rFonts w:asciiTheme="majorHAnsi" w:eastAsia="FangSong" w:hAnsiTheme="majorHAnsi" w:cstheme="majorHAnsi"/>
-          <w:b/>
-          <w:caps/>
-          <w:sz w:val="22"/>
-          <w:szCs w:val="22"/>
-        </w:rPr>
-        <w:t>University service</w:t>
+        <w:t>Extracurricular University service</w:t>
       </w:r>
     </w:p>
     <w:p>
@@ -7723,25 +6747,7 @@
                 <w:sz w:val="22"/>
                 <w:szCs w:val="22"/>
               </w:rPr>
-              <w:t xml:space="preserve">UMBC ACM Student Chapter Treasurer (2012-2013) </w:t>
-            </w:r>
-            <w:r>
-              <w:rPr>
-                <w:rFonts w:asciiTheme="majorHAnsi" w:eastAsia="FangSong" w:hAnsiTheme="majorHAnsi" w:cstheme="majorHAnsi"/>
-                <w:color w:val="000000"/>
-                <w:sz w:val="22"/>
-                <w:szCs w:val="22"/>
-              </w:rPr>
-              <w:t>maintained</w:t>
-            </w:r>
-            <w:r>
-              <w:rPr>
-                <w:rFonts w:asciiTheme="majorHAnsi" w:eastAsia="FangSong" w:hAnsiTheme="majorHAnsi" w:cstheme="majorHAnsi"/>
-                <w:color w:val="000000"/>
-                <w:sz w:val="22"/>
-                <w:szCs w:val="22"/>
-              </w:rPr>
-              <w:t xml:space="preserve"> budget for the chapter.</w:t>
+              <w:t>UMBC ACM Student Chapter Treasurer (2012-2013) maintained budget for the chapter.</w:t>
             </w:r>
           </w:p>
         </w:tc>
@@ -7884,44 +6890,6 @@
         <w:t>FaceBlock was mentioned in Nature Article: “What could derail the wearables revolution?” by Kat Austen as a potential solution created for handling privacy issues in the data-drenched world of Wearable Computing.</w:t>
       </w:r>
       <w:hyperlink r:id="rId11" w:history="1"/>
-    </w:p>
-    <w:p>
-      <w:pPr>
-        <w:spacing w:after="120"/>
-        <w:contextualSpacing/>
-        <w:rPr>
-          <w:rFonts w:asciiTheme="majorHAnsi" w:eastAsia="FangSong" w:hAnsiTheme="majorHAnsi" w:cstheme="majorHAnsi"/>
-          <w:caps/>
-          <w:sz w:val="22"/>
-          <w:szCs w:val="22"/>
-        </w:rPr>
-      </w:pPr>
-    </w:p>
-    <w:p>
-      <w:pPr>
-        <w:spacing w:after="120"/>
-        <w:contextualSpacing/>
-        <w:rPr>
-          <w:rFonts w:asciiTheme="majorHAnsi" w:eastAsia="FangSong" w:hAnsiTheme="majorHAnsi" w:cstheme="majorHAnsi"/>
-          <w:b/>
-          <w:bCs/>
-          <w:caps/>
-          <w:sz w:val="22"/>
-          <w:szCs w:val="22"/>
-        </w:rPr>
-      </w:pPr>
-    </w:p>
-    <w:p>
-      <w:pPr>
-        <w:rPr>
-          <w:rFonts w:asciiTheme="majorHAnsi" w:eastAsia="FangSong" w:hAnsiTheme="majorHAnsi" w:cstheme="majorHAnsi"/>
-          <w:b/>
-          <w:bCs/>
-          <w:caps/>
-          <w:sz w:val="22"/>
-          <w:szCs w:val="22"/>
-        </w:rPr>
-      </w:pPr>
       <w:r>
         <w:rPr>
           <w:rFonts w:asciiTheme="majorHAnsi" w:eastAsia="FangSong" w:hAnsiTheme="majorHAnsi" w:cstheme="majorHAnsi"/>
@@ -8192,25 +7160,7 @@
               <w:rPr>
                 <w:rFonts w:asciiTheme="majorHAnsi" w:eastAsia="FangSong" w:hAnsiTheme="majorHAnsi" w:cstheme="majorHAnsi"/>
               </w:rPr>
-              <w:t>Android, Linux</w:t>
-            </w:r>
-            <w:r>
-              <w:rPr>
-                <w:rFonts w:asciiTheme="majorHAnsi" w:eastAsia="FangSong" w:hAnsiTheme="majorHAnsi" w:cstheme="majorHAnsi"/>
-              </w:rPr>
-              <w:t>,</w:t>
-            </w:r>
-            <w:r>
-              <w:rPr>
-                <w:rFonts w:asciiTheme="majorHAnsi" w:eastAsia="FangSong" w:hAnsiTheme="majorHAnsi" w:cstheme="majorHAnsi"/>
-              </w:rPr>
-              <w:t xml:space="preserve"> </w:t>
-            </w:r>
-            <w:r>
-              <w:rPr>
-                <w:rFonts w:asciiTheme="majorHAnsi" w:eastAsia="FangSong" w:hAnsiTheme="majorHAnsi" w:cstheme="majorHAnsi"/>
-              </w:rPr>
-              <w:t>Python-Selenium based automation platform</w:t>
+              <w:t>Android, Linux, Python-Selenium based automation platform</w:t>
             </w:r>
           </w:p>
         </w:tc>
@@ -8250,13 +7200,7 @@
               <w:rPr>
                 <w:rFonts w:asciiTheme="majorHAnsi" w:eastAsia="FangSong" w:hAnsiTheme="majorHAnsi" w:cstheme="majorHAnsi"/>
               </w:rPr>
-              <w:t>Java, Python</w:t>
-            </w:r>
-            <w:r>
-              <w:rPr>
-                <w:rFonts w:asciiTheme="majorHAnsi" w:eastAsia="FangSong" w:hAnsiTheme="majorHAnsi" w:cstheme="majorHAnsi"/>
-              </w:rPr>
-              <w:t>, Go, Bash</w:t>
+              <w:t>Java, Python, Go, Bash</w:t>
             </w:r>
           </w:p>
         </w:tc>
@@ -8296,19 +7240,7 @@
               <w:rPr>
                 <w:rFonts w:asciiTheme="majorHAnsi" w:eastAsia="FangSong" w:hAnsiTheme="majorHAnsi" w:cstheme="majorHAnsi"/>
               </w:rPr>
-              <w:t xml:space="preserve">IntelliJ Suite, LAMP, Git, Scikit-learn, Beautiful Soup, Plotly, Weka, </w:t>
-            </w:r>
-            <w:r>
-              <w:rPr>
-                <w:rFonts w:asciiTheme="majorHAnsi" w:eastAsia="FangSong" w:hAnsiTheme="majorHAnsi" w:cstheme="majorHAnsi"/>
-              </w:rPr>
-              <w:t>Perforce</w:t>
-            </w:r>
-            <w:r>
-              <w:rPr>
-                <w:rFonts w:asciiTheme="majorHAnsi" w:eastAsia="FangSong" w:hAnsiTheme="majorHAnsi" w:cstheme="majorHAnsi"/>
-              </w:rPr>
-              <w:t>, LaTeX</w:t>
+              <w:t>IntelliJ Suite, LAMP, Git, Scikit-learn, Beautiful Soup, Plotly, Weka, Perforce, LaTeX</w:t>
             </w:r>
           </w:p>
         </w:tc>
@@ -8348,13 +7280,7 @@
               <w:rPr>
                 <w:rFonts w:asciiTheme="majorHAnsi" w:eastAsia="FangSong" w:hAnsiTheme="majorHAnsi" w:cstheme="majorHAnsi"/>
               </w:rPr>
-              <w:t>MySQL, Oracle, NoSQL</w:t>
-            </w:r>
-            <w:r>
-              <w:rPr>
-                <w:rFonts w:asciiTheme="majorHAnsi" w:eastAsia="FangSong" w:hAnsiTheme="majorHAnsi" w:cstheme="majorHAnsi"/>
-              </w:rPr>
-              <w:t>, MongoDB</w:t>
+              <w:t>MySQL, Oracle, NoSQL, MongoDB</w:t>
             </w:r>
           </w:p>
         </w:tc>
@@ -8394,13 +7320,7 @@
               <w:rPr>
                 <w:rFonts w:asciiTheme="majorHAnsi" w:eastAsia="FangSong" w:hAnsiTheme="majorHAnsi" w:cstheme="majorHAnsi"/>
               </w:rPr>
-              <w:t>PHP, Bootstrap, HTML5, JavaScript, CSS</w:t>
-            </w:r>
-            <w:r>
-              <w:rPr>
-                <w:rFonts w:asciiTheme="majorHAnsi" w:eastAsia="FangSong" w:hAnsiTheme="majorHAnsi" w:cstheme="majorHAnsi"/>
-              </w:rPr>
-              <w:t xml:space="preserve">, React </w:t>
+              <w:t xml:space="preserve">PHP, Bootstrap, HTML5, JavaScript, CSS, React </w:t>
             </w:r>
           </w:p>
         </w:tc>
@@ -8421,13 +7341,7 @@
               <w:rPr>
                 <w:rFonts w:asciiTheme="majorHAnsi" w:eastAsia="FangSong" w:hAnsiTheme="majorHAnsi" w:cstheme="majorHAnsi"/>
               </w:rPr>
-              <w:t>Domain</w:t>
-            </w:r>
-            <w:r>
-              <w:rPr>
-                <w:rFonts w:asciiTheme="majorHAnsi" w:eastAsia="FangSong" w:hAnsiTheme="majorHAnsi" w:cstheme="majorHAnsi"/>
-              </w:rPr>
-              <w:t xml:space="preserve"> knowledge</w:t>
+              <w:t>Domain knowledge</w:t>
             </w:r>
           </w:p>
         </w:tc>
@@ -8446,43 +7360,7 @@
               <w:rPr>
                 <w:rFonts w:asciiTheme="majorHAnsi" w:eastAsia="FangSong" w:hAnsiTheme="majorHAnsi" w:cstheme="majorHAnsi"/>
               </w:rPr>
-              <w:t>Identity &amp; Access Management, Multi-Factor Authentication, Security Assertion Markup Language – Single Sign-On, Role-Based Access Control,</w:t>
-            </w:r>
-            <w:r>
-              <w:rPr>
-                <w:rFonts w:asciiTheme="majorHAnsi" w:eastAsia="FangSong" w:hAnsiTheme="majorHAnsi" w:cstheme="majorHAnsi"/>
-              </w:rPr>
-              <w:t xml:space="preserve"> Open </w:t>
-            </w:r>
-            <w:r>
-              <w:rPr>
-                <w:rFonts w:asciiTheme="majorHAnsi" w:eastAsia="FangSong" w:hAnsiTheme="majorHAnsi" w:cstheme="majorHAnsi"/>
-              </w:rPr>
-              <w:t xml:space="preserve">Authentication, </w:t>
-            </w:r>
-            <w:r>
-              <w:rPr>
-                <w:rFonts w:asciiTheme="majorHAnsi" w:eastAsia="FangSong" w:hAnsiTheme="majorHAnsi" w:cstheme="majorHAnsi"/>
-              </w:rPr>
-              <w:t>Cybersecurity</w:t>
-            </w:r>
-            <w:r>
-              <w:rPr>
-                <w:rFonts w:asciiTheme="majorHAnsi" w:eastAsia="FangSong" w:hAnsiTheme="majorHAnsi" w:cstheme="majorHAnsi"/>
-              </w:rPr>
-              <w:t>, Semantic Web, Machine Learning, Mobile Computing, Mobile Security &amp; Privacy, Enterprise Networking Software</w:t>
-            </w:r>
-            <w:r>
-              <w:rPr>
-                <w:rFonts w:asciiTheme="majorHAnsi" w:eastAsia="FangSong" w:hAnsiTheme="majorHAnsi" w:cstheme="majorHAnsi"/>
-              </w:rPr>
-              <w:t xml:space="preserve">, </w:t>
-            </w:r>
-            <w:r>
-              <w:rPr>
-                <w:rFonts w:asciiTheme="majorHAnsi" w:eastAsia="FangSong" w:hAnsiTheme="majorHAnsi" w:cstheme="majorHAnsi"/>
-              </w:rPr>
-              <w:t>Containerization of Software Solutions</w:t>
+              <w:t>Identity &amp; Access Management, Multi-Factor Authentication, Security Assertion Markup Language – Single Sign-On, Role-Based Access Control, Open Authentication, Cybersecurity, Semantic Web, Machine Learning, Mobile Computing, Mobile Security &amp; Privacy, Enterprise Networking Software, Containerization of Software Solutions</w:t>
             </w:r>
           </w:p>
         </w:tc>
@@ -8595,15 +7473,7 @@
                 <w:sz w:val="22"/>
                 <w:szCs w:val="22"/>
               </w:rPr>
-              <w:t>Mobile Computing, Computer Security and Privacy</w:t>
-            </w:r>
-            <w:r>
-              <w:rPr>
-                <w:rFonts w:asciiTheme="majorHAnsi" w:eastAsia="FangSong" w:hAnsiTheme="majorHAnsi" w:cstheme="majorHAnsi"/>
-                <w:sz w:val="22"/>
-                <w:szCs w:val="22"/>
-              </w:rPr>
-              <w:t>, Identity &amp; Access Management</w:t>
+              <w:t>Mobile Computing, Computer Security and Privacy, Identity &amp; Access Management</w:t>
             </w:r>
           </w:p>
         </w:tc>
@@ -8940,23 +7810,7 @@
           <w:sz w:val="22"/>
           <w:szCs w:val="22"/>
         </w:rPr>
-        <w:t>**References a</w:t>
-      </w:r>
-      <w:r>
-        <w:rPr>
-          <w:rFonts w:asciiTheme="majorHAnsi" w:eastAsia="FangSong" w:hAnsiTheme="majorHAnsi" w:cstheme="majorHAnsi"/>
-          <w:sz w:val="22"/>
-          <w:szCs w:val="22"/>
-        </w:rPr>
-        <w:t>vailable upon request</w:t>
-      </w:r>
-      <w:r>
-        <w:rPr>
-          <w:rFonts w:asciiTheme="majorHAnsi" w:eastAsia="FangSong" w:hAnsiTheme="majorHAnsi" w:cstheme="majorHAnsi"/>
-          <w:sz w:val="22"/>
-          <w:szCs w:val="22"/>
-        </w:rPr>
-        <w:t>**</w:t>
+        <w:t>**References available upon request**</w:t>
       </w:r>
     </w:p>
     <w:sectPr>
@@ -8972,7 +7826,7 @@
 </file>
 
 <file path=word/endnotes.xml><?xml version="1.0" encoding="utf-8"?>
-<w:endnotes xmlns:wpc="http://schemas.microsoft.com/office/word/2010/wordprocessingCanvas" xmlns:cx="http://schemas.microsoft.com/office/drawing/2014/chartex" xmlns:cx1="http://schemas.microsoft.com/office/drawing/2015/9/8/chartex" xmlns:cx2="http://schemas.microsoft.com/office/drawing/2015/10/21/chartex" xmlns:cx3="http://schemas.microsoft.com/office/drawing/2016/5/9/chartex" xmlns:cx4="http://schemas.microsoft.com/office/drawing/2016/5/10/chartex" xmlns:cx5="http://schemas.microsoft.com/office/drawing/2016/5/11/chartex" xmlns:cx6="http://schemas.microsoft.com/office/drawing/2016/5/12/chartex" xmlns:cx7="http://schemas.microsoft.com/office/drawing/2016/5/13/chartex" xmlns:cx8="http://schemas.microsoft.com/office/drawing/2016/5/14/chartex" xmlns:mc="http://schemas.openxmlformats.org/markup-compatibility/2006" xmlns:aink="http://schemas.microsoft.com/office/drawing/2016/ink" xmlns:am3d="http://schemas.microsoft.com/office/drawing/2017/model3d" xmlns:o="urn:schemas-microsoft-com:office:office" xmlns:oel="http://schemas.microsoft.com/office/2019/extlst" xmlns:r="http://schemas.openxmlformats.org/officeDocument/2006/relationships" xmlns:m="http://schemas.openxmlformats.org/officeDocument/2006/math" xmlns:v="urn:schemas-microsoft-com:vml" xmlns:wp14="http://schemas.microsoft.com/office/word/2010/wordprocessingDrawing" xmlns:wp="http://schemas.openxmlformats.org/drawingml/2006/wordprocessingDrawing" xmlns:w10="urn:schemas-microsoft-com:office:word" xmlns:w="http://schemas.openxmlformats.org/wordprocessingml/2006/main" xmlns:w14="http://schemas.microsoft.com/office/word/2010/wordml" xmlns:w15="http://schemas.microsoft.com/office/word/2012/wordml" xmlns:w16cex="http://schemas.microsoft.com/office/word/2018/wordml/cex" xmlns:w16cid="http://schemas.microsoft.com/office/word/2016/wordml/cid" xmlns:w16="http://schemas.microsoft.com/office/word/2018/wordml" xmlns:w16du="http://schemas.microsoft.com/office/word/2023/wordml/word16du" xmlns:w16sdtdh="http://schemas.microsoft.com/office/word/2020/wordml/sdtdatahash" xmlns:w16sdtfl="http://schemas.microsoft.com/office/word/2024/wordml/sdtformatlock" xmlns:w16se="http://schemas.microsoft.com/office/word/2015/wordml/symex" xmlns:wpg="http://schemas.microsoft.com/office/word/2010/wordprocessingGroup" xmlns:wpi="http://schemas.microsoft.com/office/word/2010/wordprocessingInk" xmlns:wne="http://schemas.microsoft.com/office/word/2006/wordml" xmlns:wps="http://schemas.microsoft.com/office/word/2010/wordprocessingShape" mc:Ignorable="w14 w15 w16se w16cid w16 w16cex w16sdtdh w16sdtfl w16du wp14">
+<w:endnotes xmlns:wpc="http://schemas.microsoft.com/office/word/2010/wordprocessingCanvas" xmlns:cx="http://schemas.microsoft.com/office/drawing/2014/chartex" xmlns:cx1="http://schemas.microsoft.com/office/drawing/2015/9/8/chartex" xmlns:cx2="http://schemas.microsoft.com/office/drawing/2015/10/21/chartex" xmlns:cx3="http://schemas.microsoft.com/office/drawing/2016/5/9/chartex" xmlns:cx4="http://schemas.microsoft.com/office/drawing/2016/5/10/chartex" xmlns:cx5="http://schemas.microsoft.com/office/drawing/2016/5/11/chartex" xmlns:cx6="http://schemas.microsoft.com/office/drawing/2016/5/12/chartex" xmlns:cx7="http://schemas.microsoft.com/office/drawing/2016/5/13/chartex" xmlns:cx8="http://schemas.microsoft.com/office/drawing/2016/5/14/chartex" xmlns:mc="http://schemas.openxmlformats.org/markup-compatibility/2006" xmlns:m="http://schemas.openxmlformats.org/officeDocument/2006/math" xmlns:aink="http://schemas.microsoft.com/office/drawing/2016/ink" xmlns:am3d="http://schemas.microsoft.com/office/drawing/2017/model3d" xmlns:oel="http://schemas.microsoft.com/office/2019/extlst" xmlns:r="http://schemas.openxmlformats.org/officeDocument/2006/relationships" xmlns:wp14="http://schemas.microsoft.com/office/word/2010/wordprocessingDrawing" xmlns:wp="http://schemas.openxmlformats.org/drawingml/2006/wordprocessingDrawing" xmlns:wpg="http://schemas.microsoft.com/office/word/2010/wordprocessingGroup" xmlns:wpi="http://schemas.microsoft.com/office/word/2010/wordprocessingInk" xmlns:wps="http://schemas.microsoft.com/office/word/2010/wordprocessingShape" xmlns:o="urn:schemas-microsoft-com:office:office" xmlns:v="urn:schemas-microsoft-com:vml" xmlns:w10="urn:schemas-microsoft-com:office:word" xmlns:w="http://schemas.openxmlformats.org/wordprocessingml/2006/main" xmlns:w14="http://schemas.microsoft.com/office/word/2010/wordml" xmlns:w15="http://schemas.microsoft.com/office/word/2012/wordml" xmlns:w16cei="http://schemas.microsoft.com/office/word/2026/wordml/cei" xmlns:w16cex="http://schemas.microsoft.com/office/word/2018/wordml/cex" xmlns:w16cid="http://schemas.microsoft.com/office/word/2016/wordml/cid" xmlns:w16="http://schemas.microsoft.com/office/word/2018/wordml" xmlns:w16sdtdh="http://schemas.microsoft.com/office/word/2020/wordml/sdtdatahash" xmlns:w16sdtfl="http://schemas.microsoft.com/office/word/2024/wordml/sdtformatlock" xmlns:w16se="http://schemas.microsoft.com/office/word/2015/wordml/symex" xmlns:w16du="http://schemas.microsoft.com/office/word/2023/wordml/word16du" xmlns:wne="http://schemas.microsoft.com/office/word/2006/wordml" mc:Ignorable="w14 w15 w16se w16cid w16 w16cex w16sdtdh w16sdtfl w16du wp14">
   <w:endnote w:type="separator" w:id="-1">
     <w:p>
       <w:r>
@@ -8991,7 +7845,7 @@
 </file>
 
 <file path=word/footer1.xml><?xml version="1.0" encoding="utf-8"?>
-<w:ftr xmlns:wpc="http://schemas.microsoft.com/office/word/2010/wordprocessingCanvas" xmlns:cx="http://schemas.microsoft.com/office/drawing/2014/chartex" xmlns:cx1="http://schemas.microsoft.com/office/drawing/2015/9/8/chartex" xmlns:cx2="http://schemas.microsoft.com/office/drawing/2015/10/21/chartex" xmlns:cx3="http://schemas.microsoft.com/office/drawing/2016/5/9/chartex" xmlns:cx4="http://schemas.microsoft.com/office/drawing/2016/5/10/chartex" xmlns:cx5="http://schemas.microsoft.com/office/drawing/2016/5/11/chartex" xmlns:cx6="http://schemas.microsoft.com/office/drawing/2016/5/12/chartex" xmlns:cx7="http://schemas.microsoft.com/office/drawing/2016/5/13/chartex" xmlns:cx8="http://schemas.microsoft.com/office/drawing/2016/5/14/chartex" xmlns:mc="http://schemas.openxmlformats.org/markup-compatibility/2006" xmlns:aink="http://schemas.microsoft.com/office/drawing/2016/ink" xmlns:am3d="http://schemas.microsoft.com/office/drawing/2017/model3d" xmlns:o="urn:schemas-microsoft-com:office:office" xmlns:oel="http://schemas.microsoft.com/office/2019/extlst" xmlns:r="http://schemas.openxmlformats.org/officeDocument/2006/relationships" xmlns:m="http://schemas.openxmlformats.org/officeDocument/2006/math" xmlns:v="urn:schemas-microsoft-com:vml" xmlns:wp14="http://schemas.microsoft.com/office/word/2010/wordprocessingDrawing" xmlns:wp="http://schemas.openxmlformats.org/drawingml/2006/wordprocessingDrawing" xmlns:w10="urn:schemas-microsoft-com:office:word" xmlns:w="http://schemas.openxmlformats.org/wordprocessingml/2006/main" xmlns:w14="http://schemas.microsoft.com/office/word/2010/wordml" xmlns:w15="http://schemas.microsoft.com/office/word/2012/wordml" xmlns:w16cex="http://schemas.microsoft.com/office/word/2018/wordml/cex" xmlns:w16cid="http://schemas.microsoft.com/office/word/2016/wordml/cid" xmlns:w16="http://schemas.microsoft.com/office/word/2018/wordml" xmlns:w16du="http://schemas.microsoft.com/office/word/2023/wordml/word16du" xmlns:w16sdtdh="http://schemas.microsoft.com/office/word/2020/wordml/sdtdatahash" xmlns:w16sdtfl="http://schemas.microsoft.com/office/word/2024/wordml/sdtformatlock" xmlns:w16se="http://schemas.microsoft.com/office/word/2015/wordml/symex" xmlns:wpg="http://schemas.microsoft.com/office/word/2010/wordprocessingGroup" xmlns:wpi="http://schemas.microsoft.com/office/word/2010/wordprocessingInk" xmlns:wne="http://schemas.microsoft.com/office/word/2006/wordml" xmlns:wps="http://schemas.microsoft.com/office/word/2010/wordprocessingShape" mc:Ignorable="w14 w15 w16se w16cid w16 w16cex w16sdtdh w16sdtfl w16du wp14">
+<w:ftr xmlns:wpc="http://schemas.microsoft.com/office/word/2010/wordprocessingCanvas" xmlns:cx="http://schemas.microsoft.com/office/drawing/2014/chartex" xmlns:cx1="http://schemas.microsoft.com/office/drawing/2015/9/8/chartex" xmlns:cx2="http://schemas.microsoft.com/office/drawing/2015/10/21/chartex" xmlns:cx3="http://schemas.microsoft.com/office/drawing/2016/5/9/chartex" xmlns:cx4="http://schemas.microsoft.com/office/drawing/2016/5/10/chartex" xmlns:cx5="http://schemas.microsoft.com/office/drawing/2016/5/11/chartex" xmlns:cx6="http://schemas.microsoft.com/office/drawing/2016/5/12/chartex" xmlns:cx7="http://schemas.microsoft.com/office/drawing/2016/5/13/chartex" xmlns:cx8="http://schemas.microsoft.com/office/drawing/2016/5/14/chartex" xmlns:mc="http://schemas.openxmlformats.org/markup-compatibility/2006" xmlns:m="http://schemas.openxmlformats.org/officeDocument/2006/math" xmlns:aink="http://schemas.microsoft.com/office/drawing/2016/ink" xmlns:am3d="http://schemas.microsoft.com/office/drawing/2017/model3d" xmlns:oel="http://schemas.microsoft.com/office/2019/extlst" xmlns:r="http://schemas.openxmlformats.org/officeDocument/2006/relationships" xmlns:wp14="http://schemas.microsoft.com/office/word/2010/wordprocessingDrawing" xmlns:wp="http://schemas.openxmlformats.org/drawingml/2006/wordprocessingDrawing" xmlns:wpg="http://schemas.microsoft.com/office/word/2010/wordprocessingGroup" xmlns:wpi="http://schemas.microsoft.com/office/word/2010/wordprocessingInk" xmlns:wps="http://schemas.microsoft.com/office/word/2010/wordprocessingShape" xmlns:o="urn:schemas-microsoft-com:office:office" xmlns:v="urn:schemas-microsoft-com:vml" xmlns:w10="urn:schemas-microsoft-com:office:word" xmlns:w="http://schemas.openxmlformats.org/wordprocessingml/2006/main" xmlns:w14="http://schemas.microsoft.com/office/word/2010/wordml" xmlns:w15="http://schemas.microsoft.com/office/word/2012/wordml" xmlns:w16cei="http://schemas.microsoft.com/office/word/2026/wordml/cei" xmlns:w16cex="http://schemas.microsoft.com/office/word/2018/wordml/cex" xmlns:w16cid="http://schemas.microsoft.com/office/word/2016/wordml/cid" xmlns:w16="http://schemas.microsoft.com/office/word/2018/wordml" xmlns:w16sdtdh="http://schemas.microsoft.com/office/word/2020/wordml/sdtdatahash" xmlns:w16sdtfl="http://schemas.microsoft.com/office/word/2024/wordml/sdtformatlock" xmlns:w16se="http://schemas.microsoft.com/office/word/2015/wordml/symex" xmlns:w16du="http://schemas.microsoft.com/office/word/2023/wordml/word16du" xmlns:wne="http://schemas.microsoft.com/office/word/2006/wordml" mc:Ignorable="w14 w15 w16se w16cid w16 w16cex w16sdtdh w16sdtfl w16du wp14">
   <w:p>
     <w:pPr>
       <w:pStyle w:val="Footer"/>
@@ -9119,7 +7973,7 @@
 </file>
 
 <file path=word/footer2.xml><?xml version="1.0" encoding="utf-8"?>
-<w:ftr xmlns:wpc="http://schemas.microsoft.com/office/word/2010/wordprocessingCanvas" xmlns:cx="http://schemas.microsoft.com/office/drawing/2014/chartex" xmlns:cx1="http://schemas.microsoft.com/office/drawing/2015/9/8/chartex" xmlns:cx2="http://schemas.microsoft.com/office/drawing/2015/10/21/chartex" xmlns:cx3="http://schemas.microsoft.com/office/drawing/2016/5/9/chartex" xmlns:cx4="http://schemas.microsoft.com/office/drawing/2016/5/10/chartex" xmlns:cx5="http://schemas.microsoft.com/office/drawing/2016/5/11/chartex" xmlns:cx6="http://schemas.microsoft.com/office/drawing/2016/5/12/chartex" xmlns:cx7="http://schemas.microsoft.com/office/drawing/2016/5/13/chartex" xmlns:cx8="http://schemas.microsoft.com/office/drawing/2016/5/14/chartex" xmlns:mc="http://schemas.openxmlformats.org/markup-compatibility/2006" xmlns:aink="http://schemas.microsoft.com/office/drawing/2016/ink" xmlns:am3d="http://schemas.microsoft.com/office/drawing/2017/model3d" xmlns:o="urn:schemas-microsoft-com:office:office" xmlns:oel="http://schemas.microsoft.com/office/2019/extlst" xmlns:r="http://schemas.openxmlformats.org/officeDocument/2006/relationships" xmlns:m="http://schemas.openxmlformats.org/officeDocument/2006/math" xmlns:v="urn:schemas-microsoft-com:vml" xmlns:wp14="http://schemas.microsoft.com/office/word/2010/wordprocessingDrawing" xmlns:wp="http://schemas.openxmlformats.org/drawingml/2006/wordprocessingDrawing" xmlns:w10="urn:schemas-microsoft-com:office:word" xmlns:w="http://schemas.openxmlformats.org/wordprocessingml/2006/main" xmlns:w14="http://schemas.microsoft.com/office/word/2010/wordml" xmlns:w15="http://schemas.microsoft.com/office/word/2012/wordml" xmlns:w16cex="http://schemas.microsoft.com/office/word/2018/wordml/cex" xmlns:w16cid="http://schemas.microsoft.com/office/word/2016/wordml/cid" xmlns:w16="http://schemas.microsoft.com/office/word/2018/wordml" xmlns:w16du="http://schemas.microsoft.com/office/word/2023/wordml/word16du" xmlns:w16sdtdh="http://schemas.microsoft.com/office/word/2020/wordml/sdtdatahash" xmlns:w16sdtfl="http://schemas.microsoft.com/office/word/2024/wordml/sdtformatlock" xmlns:w16se="http://schemas.microsoft.com/office/word/2015/wordml/symex" xmlns:wpg="http://schemas.microsoft.com/office/word/2010/wordprocessingGroup" xmlns:wpi="http://schemas.microsoft.com/office/word/2010/wordprocessingInk" xmlns:wne="http://schemas.microsoft.com/office/word/2006/wordml" xmlns:wps="http://schemas.microsoft.com/office/word/2010/wordprocessingShape" mc:Ignorable="w14 w15 w16se w16cid w16 w16cex w16sdtdh w16sdtfl w16du wp14">
+<w:ftr xmlns:wpc="http://schemas.microsoft.com/office/word/2010/wordprocessingCanvas" xmlns:cx="http://schemas.microsoft.com/office/drawing/2014/chartex" xmlns:cx1="http://schemas.microsoft.com/office/drawing/2015/9/8/chartex" xmlns:cx2="http://schemas.microsoft.com/office/drawing/2015/10/21/chartex" xmlns:cx3="http://schemas.microsoft.com/office/drawing/2016/5/9/chartex" xmlns:cx4="http://schemas.microsoft.com/office/drawing/2016/5/10/chartex" xmlns:cx5="http://schemas.microsoft.com/office/drawing/2016/5/11/chartex" xmlns:cx6="http://schemas.microsoft.com/office/drawing/2016/5/12/chartex" xmlns:cx7="http://schemas.microsoft.com/office/drawing/2016/5/13/chartex" xmlns:cx8="http://schemas.microsoft.com/office/drawing/2016/5/14/chartex" xmlns:mc="http://schemas.openxmlformats.org/markup-compatibility/2006" xmlns:m="http://schemas.openxmlformats.org/officeDocument/2006/math" xmlns:aink="http://schemas.microsoft.com/office/drawing/2016/ink" xmlns:am3d="http://schemas.microsoft.com/office/drawing/2017/model3d" xmlns:oel="http://schemas.microsoft.com/office/2019/extlst" xmlns:r="http://schemas.openxmlformats.org/officeDocument/2006/relationships" xmlns:wp14="http://schemas.microsoft.com/office/word/2010/wordprocessingDrawing" xmlns:wp="http://schemas.openxmlformats.org/drawingml/2006/wordprocessingDrawing" xmlns:wpg="http://schemas.microsoft.com/office/word/2010/wordprocessingGroup" xmlns:wpi="http://schemas.microsoft.com/office/word/2010/wordprocessingInk" xmlns:wps="http://schemas.microsoft.com/office/word/2010/wordprocessingShape" xmlns:o="urn:schemas-microsoft-com:office:office" xmlns:v="urn:schemas-microsoft-com:vml" xmlns:w10="urn:schemas-microsoft-com:office:word" xmlns:w="http://schemas.openxmlformats.org/wordprocessingml/2006/main" xmlns:w14="http://schemas.microsoft.com/office/word/2010/wordml" xmlns:w15="http://schemas.microsoft.com/office/word/2012/wordml" xmlns:w16cei="http://schemas.microsoft.com/office/word/2026/wordml/cei" xmlns:w16cex="http://schemas.microsoft.com/office/word/2018/wordml/cex" xmlns:w16cid="http://schemas.microsoft.com/office/word/2016/wordml/cid" xmlns:w16="http://schemas.microsoft.com/office/word/2018/wordml" xmlns:w16sdtdh="http://schemas.microsoft.com/office/word/2020/wordml/sdtdatahash" xmlns:w16sdtfl="http://schemas.microsoft.com/office/word/2024/wordml/sdtformatlock" xmlns:w16se="http://schemas.microsoft.com/office/word/2015/wordml/symex" xmlns:w16du="http://schemas.microsoft.com/office/word/2023/wordml/word16du" xmlns:wne="http://schemas.microsoft.com/office/word/2006/wordml" mc:Ignorable="w14 w15 w16se w16cid w16 w16cex w16sdtdh w16sdtfl w16du wp14">
   <w:p>
     <w:pPr>
       <w:pStyle w:val="Footer"/>
@@ -9247,7 +8101,7 @@
 </file>
 
 <file path=word/footnotes.xml><?xml version="1.0" encoding="utf-8"?>
-<w:footnotes xmlns:wpc="http://schemas.microsoft.com/office/word/2010/wordprocessingCanvas" xmlns:cx="http://schemas.microsoft.com/office/drawing/2014/chartex" xmlns:cx1="http://schemas.microsoft.com/office/drawing/2015/9/8/chartex" xmlns:cx2="http://schemas.microsoft.com/office/drawing/2015/10/21/chartex" xmlns:cx3="http://schemas.microsoft.com/office/drawing/2016/5/9/chartex" xmlns:cx4="http://schemas.microsoft.com/office/drawing/2016/5/10/chartex" xmlns:cx5="http://schemas.microsoft.com/office/drawing/2016/5/11/chartex" xmlns:cx6="http://schemas.microsoft.com/office/drawing/2016/5/12/chartex" xmlns:cx7="http://schemas.microsoft.com/office/drawing/2016/5/13/chartex" xmlns:cx8="http://schemas.microsoft.com/office/drawing/2016/5/14/chartex" xmlns:mc="http://schemas.openxmlformats.org/markup-compatibility/2006" xmlns:aink="http://schemas.microsoft.com/office/drawing/2016/ink" xmlns:am3d="http://schemas.microsoft.com/office/drawing/2017/model3d" xmlns:o="urn:schemas-microsoft-com:office:office" xmlns:oel="http://schemas.microsoft.com/office/2019/extlst" xmlns:r="http://schemas.openxmlformats.org/officeDocument/2006/relationships" xmlns:m="http://schemas.openxmlformats.org/officeDocument/2006/math" xmlns:v="urn:schemas-microsoft-com:vml" xmlns:wp14="http://schemas.microsoft.com/office/word/2010/wordprocessingDrawing" xmlns:wp="http://schemas.openxmlformats.org/drawingml/2006/wordprocessingDrawing" xmlns:w10="urn:schemas-microsoft-com:office:word" xmlns:w="http://schemas.openxmlformats.org/wordprocessingml/2006/main" xmlns:w14="http://schemas.microsoft.com/office/word/2010/wordml" xmlns:w15="http://schemas.microsoft.com/office/word/2012/wordml" xmlns:w16cex="http://schemas.microsoft.com/office/word/2018/wordml/cex" xmlns:w16cid="http://schemas.microsoft.com/office/word/2016/wordml/cid" xmlns:w16="http://schemas.microsoft.com/office/word/2018/wordml" xmlns:w16du="http://schemas.microsoft.com/office/word/2023/wordml/word16du" xmlns:w16sdtdh="http://schemas.microsoft.com/office/word/2020/wordml/sdtdatahash" xmlns:w16sdtfl="http://schemas.microsoft.com/office/word/2024/wordml/sdtformatlock" xmlns:w16se="http://schemas.microsoft.com/office/word/2015/wordml/symex" xmlns:wpg="http://schemas.microsoft.com/office/word/2010/wordprocessingGroup" xmlns:wpi="http://schemas.microsoft.com/office/word/2010/wordprocessingInk" xmlns:wne="http://schemas.microsoft.com/office/word/2006/wordml" xmlns:wps="http://schemas.microsoft.com/office/word/2010/wordprocessingShape" mc:Ignorable="w14 w15 w16se w16cid w16 w16cex w16sdtdh w16sdtfl w16du wp14">
+<w:footnotes xmlns:wpc="http://schemas.microsoft.com/office/word/2010/wordprocessingCanvas" xmlns:cx="http://schemas.microsoft.com/office/drawing/2014/chartex" xmlns:cx1="http://schemas.microsoft.com/office/drawing/2015/9/8/chartex" xmlns:cx2="http://schemas.microsoft.com/office/drawing/2015/10/21/chartex" xmlns:cx3="http://schemas.microsoft.com/office/drawing/2016/5/9/chartex" xmlns:cx4="http://schemas.microsoft.com/office/drawing/2016/5/10/chartex" xmlns:cx5="http://schemas.microsoft.com/office/drawing/2016/5/11/chartex" xmlns:cx6="http://schemas.microsoft.com/office/drawing/2016/5/12/chartex" xmlns:cx7="http://schemas.microsoft.com/office/drawing/2016/5/13/chartex" xmlns:cx8="http://schemas.microsoft.com/office/drawing/2016/5/14/chartex" xmlns:mc="http://schemas.openxmlformats.org/markup-compatibility/2006" xmlns:m="http://schemas.openxmlformats.org/officeDocument/2006/math" xmlns:aink="http://schemas.microsoft.com/office/drawing/2016/ink" xmlns:am3d="http://schemas.microsoft.com/office/drawing/2017/model3d" xmlns:oel="http://schemas.microsoft.com/office/2019/extlst" xmlns:r="http://schemas.openxmlformats.org/officeDocument/2006/relationships" xmlns:wp14="http://schemas.microsoft.com/office/word/2010/wordprocessingDrawing" xmlns:wp="http://schemas.openxmlformats.org/drawingml/2006/wordprocessingDrawing" xmlns:wpg="http://schemas.microsoft.com/office/word/2010/wordprocessingGroup" xmlns:wpi="http://schemas.microsoft.com/office/word/2010/wordprocessingInk" xmlns:wps="http://schemas.microsoft.com/office/word/2010/wordprocessingShape" xmlns:o="urn:schemas-microsoft-com:office:office" xmlns:v="urn:schemas-microsoft-com:vml" xmlns:w10="urn:schemas-microsoft-com:office:word" xmlns:w="http://schemas.openxmlformats.org/wordprocessingml/2006/main" xmlns:w14="http://schemas.microsoft.com/office/word/2010/wordml" xmlns:w15="http://schemas.microsoft.com/office/word/2012/wordml" xmlns:w16cei="http://schemas.microsoft.com/office/word/2026/wordml/cei" xmlns:w16cex="http://schemas.microsoft.com/office/word/2018/wordml/cex" xmlns:w16cid="http://schemas.microsoft.com/office/word/2016/wordml/cid" xmlns:w16="http://schemas.microsoft.com/office/word/2018/wordml" xmlns:w16sdtdh="http://schemas.microsoft.com/office/word/2020/wordml/sdtdatahash" xmlns:w16sdtfl="http://schemas.microsoft.com/office/word/2024/wordml/sdtformatlock" xmlns:w16se="http://schemas.microsoft.com/office/word/2015/wordml/symex" xmlns:w16du="http://schemas.microsoft.com/office/word/2023/wordml/word16du" xmlns:wne="http://schemas.microsoft.com/office/word/2006/wordml" mc:Ignorable="w14 w15 w16se w16cid w16 w16cex w16sdtdh w16sdtfl w16du wp14">
   <w:footnote w:type="separator" w:id="-1">
     <w:p>
       <w:r>
@@ -9266,7 +8120,7 @@
 </file>
 
 <file path=word/numbering.xml><?xml version="1.0" encoding="utf-8"?>
-<w:numbering xmlns:wpc="http://schemas.microsoft.com/office/word/2010/wordprocessingCanvas" xmlns:cx="http://schemas.microsoft.com/office/drawing/2014/chartex" xmlns:cx1="http://schemas.microsoft.com/office/drawing/2015/9/8/chartex" xmlns:cx2="http://schemas.microsoft.com/office/drawing/2015/10/21/chartex" xmlns:cx3="http://schemas.microsoft.com/office/drawing/2016/5/9/chartex" xmlns:cx4="http://schemas.microsoft.com/office/drawing/2016/5/10/chartex" xmlns:cx5="http://schemas.microsoft.com/office/drawing/2016/5/11/chartex" xmlns:cx6="http://schemas.microsoft.com/office/drawing/2016/5/12/chartex" xmlns:cx7="http://schemas.microsoft.com/office/drawing/2016/5/13/chartex" xmlns:cx8="http://schemas.microsoft.com/office/drawing/2016/5/14/chartex" xmlns:mc="http://schemas.openxmlformats.org/markup-compatibility/2006" xmlns:aink="http://schemas.microsoft.com/office/drawing/2016/ink" xmlns:am3d="http://schemas.microsoft.com/office/drawing/2017/model3d" xmlns:o="urn:schemas-microsoft-com:office:office" xmlns:oel="http://schemas.microsoft.com/office/2019/extlst" xmlns:r="http://schemas.openxmlformats.org/officeDocument/2006/relationships" xmlns:m="http://schemas.openxmlformats.org/officeDocument/2006/math" xmlns:v="urn:schemas-microsoft-com:vml" xmlns:wp14="http://schemas.microsoft.com/office/word/2010/wordprocessingDrawing" xmlns:wp="http://schemas.openxmlformats.org/drawingml/2006/wordprocessingDrawing" xmlns:w10="urn:schemas-microsoft-com:office:word" xmlns:w="http://schemas.openxmlformats.org/wordprocessingml/2006/main" xmlns:w14="http://schemas.microsoft.com/office/word/2010/wordml" xmlns:w15="http://schemas.microsoft.com/office/word/2012/wordml" xmlns:w16cex="http://schemas.microsoft.com/office/word/2018/wordml/cex" xmlns:w16cid="http://schemas.microsoft.com/office/word/2016/wordml/cid" xmlns:w16="http://schemas.microsoft.com/office/word/2018/wordml" xmlns:w16du="http://schemas.microsoft.com/office/word/2023/wordml/word16du" xmlns:w16sdtdh="http://schemas.microsoft.com/office/word/2020/wordml/sdtdatahash" xmlns:w16sdtfl="http://schemas.microsoft.com/office/word/2024/wordml/sdtformatlock" xmlns:w16se="http://schemas.microsoft.com/office/word/2015/wordml/symex" xmlns:wpg="http://schemas.microsoft.com/office/word/2010/wordprocessingGroup" xmlns:wpi="http://schemas.microsoft.com/office/word/2010/wordprocessingInk" xmlns:wne="http://schemas.microsoft.com/office/word/2006/wordml" xmlns:wps="http://schemas.microsoft.com/office/word/2010/wordprocessingShape" mc:Ignorable="w14 w15 w16se w16cid w16 w16cex w16sdtdh w16sdtfl w16du wp14">
+<w:numbering xmlns:wpc="http://schemas.microsoft.com/office/word/2010/wordprocessingCanvas" xmlns:cx="http://schemas.microsoft.com/office/drawing/2014/chartex" xmlns:cx1="http://schemas.microsoft.com/office/drawing/2015/9/8/chartex" xmlns:cx2="http://schemas.microsoft.com/office/drawing/2015/10/21/chartex" xmlns:cx3="http://schemas.microsoft.com/office/drawing/2016/5/9/chartex" xmlns:cx4="http://schemas.microsoft.com/office/drawing/2016/5/10/chartex" xmlns:cx5="http://schemas.microsoft.com/office/drawing/2016/5/11/chartex" xmlns:cx6="http://schemas.microsoft.com/office/drawing/2016/5/12/chartex" xmlns:cx7="http://schemas.microsoft.com/office/drawing/2016/5/13/chartex" xmlns:cx8="http://schemas.microsoft.com/office/drawing/2016/5/14/chartex" xmlns:mc="http://schemas.openxmlformats.org/markup-compatibility/2006" xmlns:m="http://schemas.openxmlformats.org/officeDocument/2006/math" xmlns:aink="http://schemas.microsoft.com/office/drawing/2016/ink" xmlns:am3d="http://schemas.microsoft.com/office/drawing/2017/model3d" xmlns:oel="http://schemas.microsoft.com/office/2019/extlst" xmlns:r="http://schemas.openxmlformats.org/officeDocument/2006/relationships" xmlns:wp14="http://schemas.microsoft.com/office/word/2010/wordprocessingDrawing" xmlns:wp="http://schemas.openxmlformats.org/drawingml/2006/wordprocessingDrawing" xmlns:wpg="http://schemas.microsoft.com/office/word/2010/wordprocessingGroup" xmlns:wpi="http://schemas.microsoft.com/office/word/2010/wordprocessingInk" xmlns:wps="http://schemas.microsoft.com/office/word/2010/wordprocessingShape" xmlns:o="urn:schemas-microsoft-com:office:office" xmlns:v="urn:schemas-microsoft-com:vml" xmlns:w10="urn:schemas-microsoft-com:office:word" xmlns:w="http://schemas.openxmlformats.org/wordprocessingml/2006/main" xmlns:w14="http://schemas.microsoft.com/office/word/2010/wordml" xmlns:w15="http://schemas.microsoft.com/office/word/2012/wordml" xmlns:w16cei="http://schemas.microsoft.com/office/word/2026/wordml/cei" xmlns:w16cex="http://schemas.microsoft.com/office/word/2018/wordml/cex" xmlns:w16cid="http://schemas.microsoft.com/office/word/2016/wordml/cid" xmlns:w16="http://schemas.microsoft.com/office/word/2018/wordml" xmlns:w16sdtdh="http://schemas.microsoft.com/office/word/2020/wordml/sdtdatahash" xmlns:w16sdtfl="http://schemas.microsoft.com/office/word/2024/wordml/sdtformatlock" xmlns:w16se="http://schemas.microsoft.com/office/word/2015/wordml/symex" xmlns:w16du="http://schemas.microsoft.com/office/word/2023/wordml/word16du" xmlns:wne="http://schemas.microsoft.com/office/word/2006/wordml" mc:Ignorable="w14 w15 w16se w16cid w16 w16cex w16sdtdh w16sdtfl w16du wp14">
   <w:numPicBullet w:numPicBulletId="0">
     <w:pict>
       <v:shapetype id="_x0000_t75" coordsize="21600,21600" o:spt="75" o:preferrelative="t" path="m@4@5l@4@11@9@11@9@5xe" filled="f" stroked="f">
@@ -10461,7 +9315,7 @@
 </file>
 
 <file path=word/styles.xml><?xml version="1.0" encoding="utf-8"?>
-<w:styles xmlns:mc="http://schemas.openxmlformats.org/markup-compatibility/2006" xmlns:r="http://schemas.openxmlformats.org/officeDocument/2006/relationships" xmlns:w="http://schemas.openxmlformats.org/wordprocessingml/2006/main" xmlns:w14="http://schemas.microsoft.com/office/word/2010/wordml" xmlns:w15="http://schemas.microsoft.com/office/word/2012/wordml" xmlns:w16cex="http://schemas.microsoft.com/office/word/2018/wordml/cex" xmlns:w16cid="http://schemas.microsoft.com/office/word/2016/wordml/cid" xmlns:w16="http://schemas.microsoft.com/office/word/2018/wordml" xmlns:w16du="http://schemas.microsoft.com/office/word/2023/wordml/word16du" xmlns:w16sdtdh="http://schemas.microsoft.com/office/word/2020/wordml/sdtdatahash" xmlns:w16sdtfl="http://schemas.microsoft.com/office/word/2024/wordml/sdtformatlock" xmlns:w16se="http://schemas.microsoft.com/office/word/2015/wordml/symex" mc:Ignorable="w14 w15 w16se w16cid w16 w16cex w16sdtdh w16sdtfl w16du">
+<w:styles xmlns:mc="http://schemas.openxmlformats.org/markup-compatibility/2006" xmlns:r="http://schemas.openxmlformats.org/officeDocument/2006/relationships" xmlns:w="http://schemas.openxmlformats.org/wordprocessingml/2006/main" xmlns:w14="http://schemas.microsoft.com/office/word/2010/wordml" xmlns:w15="http://schemas.microsoft.com/office/word/2012/wordml" xmlns:w16cex="http://schemas.microsoft.com/office/word/2018/wordml/cex" xmlns:w16cid="http://schemas.microsoft.com/office/word/2016/wordml/cid" xmlns:w16="http://schemas.microsoft.com/office/word/2018/wordml" xmlns:w16sdtdh="http://schemas.microsoft.com/office/word/2020/wordml/sdtdatahash" xmlns:w16sdtfl="http://schemas.microsoft.com/office/word/2024/wordml/sdtformatlock" xmlns:w16se="http://schemas.microsoft.com/office/word/2015/wordml/symex" xmlns:w16du="http://schemas.microsoft.com/office/word/2023/wordml/word16du" mc:Ignorable="w14 w15 w16se w16cid w16 w16cex w16sdtdh w16sdtfl w16du">
   <w:docDefaults>
     <w:rPrDefault>
       <w:rPr>
